--- a/WebContent/docx/湖南肿瘤lynch报告.docx
+++ b/WebContent/docx/湖南肿瘤lynch报告.docx
@@ -1840,7 +1840,7 @@
           <w:szCs w:val="40"/>
           <w:lang w:eastAsia="zh-CN"/>
         </w:rPr>
-        <w:t>7</w:t>
+        <w:t>6</w:t>
       </w:r>
       <w:r>
         <w:rPr>
@@ -1965,7 +1965,7 @@
           <w:szCs w:val="40"/>
           <w:lang w:eastAsia="zh-CN"/>
         </w:rPr>
-        <w:t>14</w:t>
+        <w:t>13</w:t>
       </w:r>
       <w:r>
         <w:rPr>
@@ -2038,6 +2038,8 @@
         </w:rPr>
         <w:t>5.1 林奇综合征和相关基因说明</w:t>
       </w:r>
+      <w:bookmarkStart w:id="61" w:name="_GoBack"/>
+      <w:bookmarkEnd w:id="61"/>
       <w:r>
         <w:rPr>
           <w:rFonts w:hint="eastAsia" w:ascii="微软雅黑" w:hAnsi="微软雅黑" w:eastAsia="微软雅黑" w:cs="微软雅黑"/>
@@ -2081,7 +2083,7 @@
           <w:szCs w:val="24"/>
           <w:lang w:val="en-US" w:eastAsia="zh-CN"/>
         </w:rPr>
-        <w:t>14</w:t>
+        <w:t>13</w:t>
       </w:r>
       <w:r>
         <w:rPr>
@@ -2309,7 +2311,7 @@
           <w:szCs w:val="24"/>
           <w:lang w:val="en-US" w:eastAsia="zh-CN"/>
         </w:rPr>
-        <w:t>16</w:t>
+        <w:t>15</w:t>
       </w:r>
       <w:r>
         <w:rPr>
@@ -2537,7 +2539,7 @@
           <w:szCs w:val="24"/>
           <w:lang w:val="en-US" w:eastAsia="zh-CN"/>
         </w:rPr>
-        <w:t>17</w:t>
+        <w:t>16</w:t>
       </w:r>
       <w:r>
         <w:rPr>
@@ -2651,7 +2653,7 @@
           <w:szCs w:val="24"/>
           <w:lang w:val="en-US" w:eastAsia="zh-CN"/>
         </w:rPr>
-        <w:t>17</w:t>
+        <w:t>16</w:t>
       </w:r>
       <w:r>
         <w:rPr>
@@ -5284,8 +5286,8 @@
         </w:rPr>
       </w:pPr>
       <w:bookmarkStart w:id="7" w:name="_Toc21848"/>
-      <w:bookmarkStart w:id="8" w:name="_Toc12381"/>
-      <w:bookmarkStart w:id="9" w:name="_Toc14062"/>
+      <w:bookmarkStart w:id="8" w:name="_Toc14062"/>
+      <w:bookmarkStart w:id="9" w:name="_Toc12381"/>
       <w:bookmarkStart w:id="10" w:name="_Toc19184"/>
       <w:r>
         <w:rPr>
@@ -8858,11 +8860,11 @@
           <w:szCs w:val="40"/>
         </w:rPr>
       </w:pPr>
-      <w:bookmarkStart w:id="19" w:name="_Toc29187"/>
-      <w:bookmarkStart w:id="20" w:name="_Toc28584"/>
+      <w:bookmarkStart w:id="19" w:name="_Toc28584"/>
+      <w:bookmarkStart w:id="20" w:name="_Toc29187"/>
       <w:bookmarkStart w:id="21" w:name="_Toc15136"/>
-      <w:bookmarkStart w:id="22" w:name="_Toc15289_WPSOffice_Level3"/>
-      <w:bookmarkStart w:id="23" w:name="_Toc6931_WPSOffice_Level3"/>
+      <w:bookmarkStart w:id="22" w:name="_Toc6931_WPSOffice_Level3"/>
+      <w:bookmarkStart w:id="23" w:name="_Toc15289_WPSOffice_Level3"/>
       <w:r>
         <w:rPr>
           <w:rFonts w:hint="eastAsia" w:ascii="微软雅黑" w:hAnsi="微软雅黑" w:eastAsia="微软雅黑" w:cs="微软雅黑"/>
@@ -8904,9 +8906,9 @@
           <w:lang w:val="en-US" w:eastAsia="zh-CN"/>
         </w:rPr>
       </w:pPr>
-      <w:bookmarkStart w:id="24" w:name="_Toc19761"/>
-      <w:bookmarkStart w:id="25" w:name="_Toc9409"/>
-      <w:bookmarkStart w:id="26" w:name="_Toc18812"/>
+      <w:bookmarkStart w:id="24" w:name="_Toc9409"/>
+      <w:bookmarkStart w:id="25" w:name="_Toc18812"/>
+      <w:bookmarkStart w:id="26" w:name="_Toc19761"/>
       <w:bookmarkStart w:id="27" w:name="_Toc18480"/>
       <w:r>
         <w:rPr>
@@ -10384,1888 +10386,6 @@
     </w:tbl>
     <w:p>
       <w:pPr>
-        <w:spacing w:before="26"/>
-        <w:rPr>
-          <w:rFonts w:hint="eastAsia" w:ascii="微软雅黑" w:hAnsi="微软雅黑" w:eastAsia="微软雅黑" w:cs="微软雅黑"/>
-          <w:b/>
-          <w:color w:val="0B8770"/>
-          <w:sz w:val="24"/>
-          <w:szCs w:val="24"/>
-          <w:lang w:eastAsia="zh-CN"/>
-        </w:rPr>
-      </w:pPr>
-      <w:r>
-        <w:rPr>
-          <w:rFonts w:hint="eastAsia" w:ascii="微软雅黑" w:hAnsi="微软雅黑" w:eastAsia="微软雅黑" w:cs="微软雅黑"/>
-          <w:b/>
-          <w:color w:val="0B8770"/>
-          <w:sz w:val="24"/>
-          <w:szCs w:val="24"/>
-          <w:lang w:eastAsia="zh-CN"/>
-        </w:rPr>
-        <w:t>{%if tdd.drugResearchList != [] %}</w:t>
-      </w:r>
-    </w:p>
-    <w:p>
-      <w:pPr>
-        <w:keepNext/>
-        <w:spacing w:before="26"/>
-        <w:rPr>
-          <w:rFonts w:hint="eastAsia" w:ascii="微软雅黑" w:hAnsi="微软雅黑" w:eastAsia="微软雅黑" w:cs="微软雅黑"/>
-          <w:b/>
-          <w:color w:val="0B8770"/>
-          <w:sz w:val="24"/>
-          <w:lang w:eastAsia="zh-CN"/>
-        </w:rPr>
-      </w:pPr>
-      <w:r>
-        <w:rPr>
-          <w:rFonts w:hint="eastAsia" w:ascii="微软雅黑" w:hAnsi="微软雅黑" w:eastAsia="微软雅黑" w:cs="微软雅黑"/>
-          <w:b/>
-          <w:color w:val="0B8770"/>
-          <w:sz w:val="24"/>
-          <w:lang w:eastAsia="zh-CN"/>
-        </w:rPr>
-        <w:t>潜在受益药物研究信息：</w:t>
-      </w:r>
-    </w:p>
-    <w:tbl>
-      <w:tblPr>
-        <w:tblStyle w:val="15"/>
-        <w:tblpPr w:leftFromText="180" w:rightFromText="180" w:vertAnchor="text" w:tblpXSpec="center" w:tblpY="1"/>
-        <w:tblOverlap w:val="never"/>
-        <w:tblW w:w="9870" w:type="dxa"/>
-        <w:jc w:val="center"/>
-        <w:tblBorders>
-          <w:top w:val="single" w:color="0B8770" w:sz="12" w:space="0"/>
-          <w:left w:val="none" w:color="auto" w:sz="0" w:space="0"/>
-          <w:bottom w:val="dotted" w:color="0B8770" w:sz="4" w:space="0"/>
-          <w:right w:val="none" w:color="auto" w:sz="0" w:space="0"/>
-          <w:insideH w:val="dotted" w:color="0B8770" w:sz="4" w:space="0"/>
-          <w:insideV w:val="dotted" w:color="0B8770" w:sz="4" w:space="0"/>
-        </w:tblBorders>
-        <w:tblLayout w:type="fixed"/>
-        <w:tblCellMar>
-          <w:top w:w="0" w:type="dxa"/>
-          <w:left w:w="108" w:type="dxa"/>
-          <w:bottom w:w="0" w:type="dxa"/>
-          <w:right w:w="108" w:type="dxa"/>
-        </w:tblCellMar>
-      </w:tblPr>
-      <w:tblGrid>
-        <w:gridCol w:w="1526"/>
-        <w:gridCol w:w="1417"/>
-        <w:gridCol w:w="1232"/>
-        <w:gridCol w:w="5695"/>
-      </w:tblGrid>
-      <w:tr>
-        <w:tblPrEx>
-          <w:tblBorders>
-            <w:top w:val="single" w:color="0B8770" w:sz="12" w:space="0"/>
-            <w:left w:val="none" w:color="auto" w:sz="0" w:space="0"/>
-            <w:bottom w:val="dotted" w:color="0B8770" w:sz="4" w:space="0"/>
-            <w:right w:val="none" w:color="auto" w:sz="0" w:space="0"/>
-            <w:insideH w:val="dotted" w:color="0B8770" w:sz="4" w:space="0"/>
-            <w:insideV w:val="dotted" w:color="0B8770" w:sz="4" w:space="0"/>
-          </w:tblBorders>
-          <w:tblCellMar>
-            <w:top w:w="0" w:type="dxa"/>
-            <w:left w:w="108" w:type="dxa"/>
-            <w:bottom w:w="0" w:type="dxa"/>
-            <w:right w:w="108" w:type="dxa"/>
-          </w:tblCellMar>
-        </w:tblPrEx>
-        <w:trPr>
-          <w:trHeight w:val="417" w:hRule="atLeast"/>
-          <w:jc w:val="center"/>
-        </w:trPr>
-        <w:tc>
-          <w:tcPr>
-            <w:tcW w:w="1526" w:type="dxa"/>
-            <w:shd w:val="clear" w:color="auto" w:fill="0B8770"/>
-            <w:vAlign w:val="center"/>
-          </w:tcPr>
-          <w:p>
-            <w:pPr>
-              <w:keepNext/>
-              <w:jc w:val="center"/>
-              <w:rPr>
-                <w:rFonts w:hint="eastAsia" w:ascii="微软雅黑" w:hAnsi="微软雅黑" w:eastAsia="微软雅黑" w:cs="微软雅黑"/>
-                <w:b/>
-                <w:color w:val="FFFFFF" w:themeColor="background1"/>
-                <w:sz w:val="18"/>
-                <w:szCs w:val="18"/>
-                <w:lang w:eastAsia="zh-CN"/>
-                <w14:textFill>
-                  <w14:solidFill>
-                    <w14:schemeClr w14:val="bg1"/>
-                  </w14:solidFill>
-                </w14:textFill>
-              </w:rPr>
-            </w:pPr>
-            <w:r>
-              <w:rPr>
-                <w:rFonts w:hint="eastAsia" w:ascii="微软雅黑" w:hAnsi="微软雅黑" w:eastAsia="微软雅黑" w:cs="微软雅黑"/>
-                <w:b/>
-                <w:color w:val="FFFFFF" w:themeColor="background1"/>
-                <w:sz w:val="18"/>
-                <w:szCs w:val="18"/>
-                <w:lang w:eastAsia="zh-CN"/>
-                <w14:textFill>
-                  <w14:solidFill>
-                    <w14:schemeClr w14:val="bg1"/>
-                  </w14:solidFill>
-                </w14:textFill>
-              </w:rPr>
-              <w:t>药物名称</w:t>
-            </w:r>
-          </w:p>
-        </w:tc>
-        <w:tc>
-          <w:tcPr>
-            <w:tcW w:w="1417" w:type="dxa"/>
-            <w:shd w:val="clear" w:color="auto" w:fill="0B8770"/>
-            <w:vAlign w:val="center"/>
-          </w:tcPr>
-          <w:p>
-            <w:pPr>
-              <w:keepNext/>
-              <w:jc w:val="center"/>
-              <w:rPr>
-                <w:rFonts w:hint="eastAsia" w:ascii="微软雅黑" w:hAnsi="微软雅黑" w:eastAsia="微软雅黑" w:cs="微软雅黑"/>
-                <w:b/>
-                <w:color w:val="FFFFFF" w:themeColor="background1"/>
-                <w:sz w:val="18"/>
-                <w:szCs w:val="18"/>
-                <w:lang w:eastAsia="zh-CN"/>
-                <w14:textFill>
-                  <w14:solidFill>
-                    <w14:schemeClr w14:val="bg1"/>
-                  </w14:solidFill>
-                </w14:textFill>
-              </w:rPr>
-            </w:pPr>
-            <w:r>
-              <w:rPr>
-                <w:rFonts w:hint="eastAsia" w:ascii="微软雅黑" w:hAnsi="微软雅黑" w:eastAsia="微软雅黑" w:cs="微软雅黑"/>
-                <w:b/>
-                <w:color w:val="FFFFFF" w:themeColor="background1"/>
-                <w:sz w:val="18"/>
-                <w:szCs w:val="18"/>
-                <w:lang w:eastAsia="zh-CN"/>
-                <w14:textFill>
-                  <w14:solidFill>
-                    <w14:schemeClr w14:val="bg1"/>
-                  </w14:solidFill>
-                </w14:textFill>
-              </w:rPr>
-              <w:t>相关疾病</w:t>
-            </w:r>
-          </w:p>
-        </w:tc>
-        <w:tc>
-          <w:tcPr>
-            <w:tcW w:w="1232" w:type="dxa"/>
-            <w:shd w:val="clear" w:color="auto" w:fill="0B8770"/>
-            <w:vAlign w:val="center"/>
-          </w:tcPr>
-          <w:p>
-            <w:pPr>
-              <w:keepNext/>
-              <w:jc w:val="center"/>
-              <w:rPr>
-                <w:rFonts w:hint="eastAsia" w:ascii="微软雅黑" w:hAnsi="微软雅黑" w:eastAsia="微软雅黑" w:cs="微软雅黑"/>
-                <w:b/>
-                <w:color w:val="FFFFFF" w:themeColor="background1"/>
-                <w:sz w:val="18"/>
-                <w:szCs w:val="18"/>
-                <w:lang w:eastAsia="zh-CN"/>
-                <w14:textFill>
-                  <w14:solidFill>
-                    <w14:schemeClr w14:val="bg1"/>
-                  </w14:solidFill>
-                </w14:textFill>
-              </w:rPr>
-            </w:pPr>
-            <w:r>
-              <w:rPr>
-                <w:rFonts w:hint="eastAsia" w:ascii="微软雅黑" w:hAnsi="微软雅黑" w:eastAsia="微软雅黑" w:cs="微软雅黑"/>
-                <w:b/>
-                <w:color w:val="FFFFFF" w:themeColor="background1"/>
-                <w:sz w:val="18"/>
-                <w:szCs w:val="18"/>
-                <w:lang w:eastAsia="zh-CN"/>
-                <w14:textFill>
-                  <w14:solidFill>
-                    <w14:schemeClr w14:val="bg1"/>
-                  </w14:solidFill>
-                </w14:textFill>
-              </w:rPr>
-              <w:t>证据等级</w:t>
-            </w:r>
-          </w:p>
-        </w:tc>
-        <w:tc>
-          <w:tcPr>
-            <w:tcW w:w="5695" w:type="dxa"/>
-            <w:shd w:val="clear" w:color="auto" w:fill="0B8770"/>
-            <w:vAlign w:val="center"/>
-          </w:tcPr>
-          <w:p>
-            <w:pPr>
-              <w:keepNext/>
-              <w:jc w:val="center"/>
-              <w:rPr>
-                <w:rFonts w:hint="eastAsia" w:ascii="微软雅黑" w:hAnsi="微软雅黑" w:eastAsia="微软雅黑" w:cs="微软雅黑"/>
-                <w:b/>
-                <w:color w:val="FFFFFF" w:themeColor="background1"/>
-                <w:sz w:val="18"/>
-                <w:szCs w:val="18"/>
-                <w:lang w:eastAsia="zh-CN"/>
-                <w14:textFill>
-                  <w14:solidFill>
-                    <w14:schemeClr w14:val="bg1"/>
-                  </w14:solidFill>
-                </w14:textFill>
-              </w:rPr>
-            </w:pPr>
-            <w:r>
-              <w:rPr>
-                <w:rFonts w:hint="eastAsia" w:ascii="微软雅黑" w:hAnsi="微软雅黑" w:eastAsia="微软雅黑" w:cs="微软雅黑"/>
-                <w:b/>
-                <w:color w:val="FFFFFF" w:themeColor="background1"/>
-                <w:sz w:val="18"/>
-                <w:szCs w:val="18"/>
-                <w:lang w:eastAsia="zh-CN"/>
-                <w14:textFill>
-                  <w14:solidFill>
-                    <w14:schemeClr w14:val="bg1"/>
-                  </w14:solidFill>
-                </w14:textFill>
-              </w:rPr>
-              <w:t>循证医学信息</w:t>
-            </w:r>
-          </w:p>
-        </w:tc>
-      </w:tr>
-      <w:tr>
-        <w:tblPrEx>
-          <w:tblBorders>
-            <w:top w:val="single" w:color="0B8770" w:sz="12" w:space="0"/>
-            <w:left w:val="none" w:color="auto" w:sz="0" w:space="0"/>
-            <w:bottom w:val="dotted" w:color="0B8770" w:sz="4" w:space="0"/>
-            <w:right w:val="none" w:color="auto" w:sz="0" w:space="0"/>
-            <w:insideH w:val="dotted" w:color="0B8770" w:sz="4" w:space="0"/>
-            <w:insideV w:val="dotted" w:color="0B8770" w:sz="4" w:space="0"/>
-          </w:tblBorders>
-          <w:tblCellMar>
-            <w:top w:w="0" w:type="dxa"/>
-            <w:left w:w="108" w:type="dxa"/>
-            <w:bottom w:w="0" w:type="dxa"/>
-            <w:right w:w="108" w:type="dxa"/>
-          </w:tblCellMar>
-        </w:tblPrEx>
-        <w:trPr>
-          <w:trHeight w:val="494" w:hRule="atLeast"/>
-          <w:jc w:val="center"/>
-        </w:trPr>
-        <w:tc>
-          <w:tcPr>
-            <w:tcW w:w="9870" w:type="dxa"/>
-            <w:gridSpan w:val="4"/>
-            <w:vAlign w:val="center"/>
-          </w:tcPr>
-          <w:p>
-            <w:pPr>
-              <w:keepNext/>
-              <w:spacing w:before="26"/>
-              <w:jc w:val="center"/>
-              <w:rPr>
-                <w:rFonts w:hint="eastAsia" w:ascii="微软雅黑" w:hAnsi="微软雅黑" w:eastAsia="微软雅黑" w:cs="微软雅黑"/>
-                <w:bCs/>
-                <w:sz w:val="18"/>
-                <w:szCs w:val="18"/>
-                <w:highlight w:val="yellow"/>
-                <w:lang w:eastAsia="zh-CN"/>
-              </w:rPr>
-            </w:pPr>
-            <w:r>
-              <w:rPr>
-                <w:rFonts w:hint="eastAsia" w:ascii="微软雅黑" w:hAnsi="微软雅黑" w:eastAsia="微软雅黑" w:cs="微软雅黑"/>
-                <w:b/>
-                <w:sz w:val="18"/>
-                <w:szCs w:val="18"/>
-                <w:lang w:eastAsia="zh-CN"/>
-              </w:rPr>
-              <w:t>{%tr for dis in tdd.drugResearchList %}</w:t>
-            </w:r>
-          </w:p>
-        </w:tc>
-      </w:tr>
-      <w:tr>
-        <w:tblPrEx>
-          <w:tblBorders>
-            <w:top w:val="single" w:color="0B8770" w:sz="12" w:space="0"/>
-            <w:left w:val="none" w:color="auto" w:sz="0" w:space="0"/>
-            <w:bottom w:val="dotted" w:color="0B8770" w:sz="4" w:space="0"/>
-            <w:right w:val="none" w:color="auto" w:sz="0" w:space="0"/>
-            <w:insideH w:val="dotted" w:color="0B8770" w:sz="4" w:space="0"/>
-            <w:insideV w:val="dotted" w:color="0B8770" w:sz="4" w:space="0"/>
-          </w:tblBorders>
-          <w:tblCellMar>
-            <w:top w:w="0" w:type="dxa"/>
-            <w:left w:w="108" w:type="dxa"/>
-            <w:bottom w:w="0" w:type="dxa"/>
-            <w:right w:w="108" w:type="dxa"/>
-          </w:tblCellMar>
-        </w:tblPrEx>
-        <w:trPr>
-          <w:trHeight w:val="494" w:hRule="atLeast"/>
-          <w:jc w:val="center"/>
-        </w:trPr>
-        <w:tc>
-          <w:tcPr>
-            <w:tcW w:w="1526" w:type="dxa"/>
-            <w:vAlign w:val="center"/>
-          </w:tcPr>
-          <w:p>
-            <w:pPr>
-              <w:spacing w:before="1" w:line="249" w:lineRule="auto"/>
-              <w:ind w:right="131"/>
-              <w:jc w:val="center"/>
-              <w:rPr>
-                <w:rFonts w:hint="eastAsia" w:ascii="微软雅黑" w:hAnsi="微软雅黑" w:eastAsia="微软雅黑" w:cs="微软雅黑"/>
-                <w:b/>
-                <w:sz w:val="18"/>
-                <w:szCs w:val="18"/>
-                <w:highlight w:val="yellow"/>
-              </w:rPr>
-            </w:pPr>
-            <w:r>
-              <w:rPr>
-                <w:rFonts w:hint="eastAsia" w:ascii="微软雅黑" w:hAnsi="微软雅黑" w:eastAsia="微软雅黑" w:cs="微软雅黑"/>
-                <w:sz w:val="18"/>
-                <w:szCs w:val="18"/>
-                <w:lang w:eastAsia="zh-CN"/>
-              </w:rPr>
-              <w:t>{{</w:t>
-            </w:r>
-            <w:r>
-              <w:rPr>
-                <w:rFonts w:hint="eastAsia" w:ascii="微软雅黑" w:hAnsi="微软雅黑" w:eastAsia="微软雅黑" w:cs="微软雅黑"/>
-                <w:bCs/>
-                <w:sz w:val="18"/>
-                <w:szCs w:val="18"/>
-                <w:lang w:eastAsia="zh-CN"/>
-              </w:rPr>
-              <w:t>dis.drug_name_chinese3</w:t>
-            </w:r>
-            <w:r>
-              <w:rPr>
-                <w:rFonts w:hint="eastAsia" w:ascii="微软雅黑" w:hAnsi="微软雅黑" w:eastAsia="微软雅黑" w:cs="微软雅黑"/>
-                <w:sz w:val="18"/>
-                <w:szCs w:val="18"/>
-                <w:lang w:eastAsia="zh-CN"/>
-              </w:rPr>
-              <w:t xml:space="preserve"> }}</w:t>
-            </w:r>
-          </w:p>
-        </w:tc>
-        <w:tc>
-          <w:tcPr>
-            <w:tcW w:w="1417" w:type="dxa"/>
-            <w:vAlign w:val="center"/>
-          </w:tcPr>
-          <w:p>
-            <w:pPr>
-              <w:keepNext/>
-              <w:spacing w:before="26"/>
-              <w:jc w:val="center"/>
-              <w:rPr>
-                <w:rFonts w:hint="eastAsia" w:ascii="微软雅黑" w:hAnsi="微软雅黑" w:eastAsia="微软雅黑" w:cs="微软雅黑"/>
-                <w:bCs/>
-                <w:sz w:val="18"/>
-                <w:szCs w:val="18"/>
-                <w:highlight w:val="yellow"/>
-                <w:lang w:eastAsia="zh-CN"/>
-              </w:rPr>
-            </w:pPr>
-            <w:r>
-              <w:rPr>
-                <w:rFonts w:hint="eastAsia" w:ascii="微软雅黑" w:hAnsi="微软雅黑" w:eastAsia="微软雅黑" w:cs="微软雅黑"/>
-                <w:sz w:val="18"/>
-                <w:szCs w:val="18"/>
-                <w:lang w:eastAsia="zh-CN"/>
-              </w:rPr>
-              <w:t>{{dis.</w:t>
-            </w:r>
-            <w:r>
-              <w:rPr>
-                <w:rFonts w:hint="eastAsia" w:ascii="微软雅黑" w:hAnsi="微软雅黑" w:eastAsia="微软雅黑" w:cs="微软雅黑"/>
-                <w:bCs/>
-                <w:sz w:val="18"/>
-                <w:szCs w:val="18"/>
-                <w:lang w:eastAsia="zh-CN"/>
-              </w:rPr>
-              <w:t>disease_name_chinese</w:t>
-            </w:r>
-            <w:r>
-              <w:rPr>
-                <w:rFonts w:hint="eastAsia" w:ascii="微软雅黑" w:hAnsi="微软雅黑" w:eastAsia="微软雅黑" w:cs="微软雅黑"/>
-                <w:sz w:val="18"/>
-                <w:szCs w:val="18"/>
-                <w:lang w:eastAsia="zh-CN"/>
-              </w:rPr>
-              <w:t>}}</w:t>
-            </w:r>
-          </w:p>
-        </w:tc>
-        <w:tc>
-          <w:tcPr>
-            <w:tcW w:w="1232" w:type="dxa"/>
-            <w:vAlign w:val="center"/>
-          </w:tcPr>
-          <w:p>
-            <w:pPr>
-              <w:keepNext/>
-              <w:spacing w:before="26"/>
-              <w:jc w:val="center"/>
-              <w:rPr>
-                <w:rFonts w:hint="eastAsia" w:ascii="微软雅黑" w:hAnsi="微软雅黑" w:eastAsia="微软雅黑" w:cs="微软雅黑"/>
-                <w:bCs/>
-                <w:sz w:val="18"/>
-                <w:szCs w:val="18"/>
-                <w:highlight w:val="yellow"/>
-                <w:lang w:eastAsia="zh-CN"/>
-              </w:rPr>
-            </w:pPr>
-            <w:r>
-              <w:rPr>
-                <w:rFonts w:hint="eastAsia" w:ascii="微软雅黑" w:hAnsi="微软雅黑" w:eastAsia="微软雅黑" w:cs="微软雅黑"/>
-                <w:sz w:val="18"/>
-                <w:szCs w:val="18"/>
-                <w:lang w:eastAsia="zh-CN"/>
-              </w:rPr>
-              <w:t>{{</w:t>
-            </w:r>
-            <w:r>
-              <w:rPr>
-                <w:rFonts w:hint="eastAsia" w:ascii="微软雅黑" w:hAnsi="微软雅黑" w:eastAsia="微软雅黑" w:cs="微软雅黑"/>
-                <w:bCs/>
-                <w:sz w:val="18"/>
-                <w:szCs w:val="18"/>
-                <w:lang w:eastAsia="zh-CN"/>
-              </w:rPr>
-              <w:t>dis.evidence_phase_chinese</w:t>
-            </w:r>
-            <w:r>
-              <w:rPr>
-                <w:rFonts w:hint="eastAsia" w:ascii="微软雅黑" w:hAnsi="微软雅黑" w:eastAsia="微软雅黑" w:cs="微软雅黑"/>
-                <w:sz w:val="18"/>
-                <w:szCs w:val="18"/>
-                <w:lang w:eastAsia="zh-CN"/>
-              </w:rPr>
-              <w:t>}}</w:t>
-            </w:r>
-          </w:p>
-        </w:tc>
-        <w:tc>
-          <w:tcPr>
-            <w:tcW w:w="5695" w:type="dxa"/>
-            <w:vAlign w:val="center"/>
-          </w:tcPr>
-          <w:p>
-            <w:pPr>
-              <w:keepNext/>
-              <w:spacing w:before="26"/>
-              <w:jc w:val="center"/>
-              <w:rPr>
-                <w:rFonts w:hint="eastAsia" w:ascii="微软雅黑" w:hAnsi="微软雅黑" w:eastAsia="微软雅黑" w:cs="微软雅黑"/>
-                <w:bCs/>
-                <w:sz w:val="18"/>
-                <w:szCs w:val="18"/>
-                <w:highlight w:val="yellow"/>
-                <w:lang w:eastAsia="zh-CN"/>
-              </w:rPr>
-            </w:pPr>
-            <w:r>
-              <w:rPr>
-                <w:rFonts w:hint="eastAsia" w:ascii="微软雅黑" w:hAnsi="微软雅黑" w:eastAsia="微软雅黑" w:cs="微软雅黑"/>
-                <w:sz w:val="18"/>
-                <w:szCs w:val="18"/>
-                <w:lang w:eastAsia="zh-CN"/>
-              </w:rPr>
-              <w:t>{{</w:t>
-            </w:r>
-            <w:r>
-              <w:rPr>
-                <w:rFonts w:hint="eastAsia" w:ascii="微软雅黑" w:hAnsi="微软雅黑" w:eastAsia="微软雅黑" w:cs="微软雅黑"/>
-                <w:bCs/>
-                <w:sz w:val="18"/>
-                <w:szCs w:val="18"/>
-                <w:lang w:eastAsia="zh-CN"/>
-              </w:rPr>
-              <w:t>dis.annotation_chinese</w:t>
-            </w:r>
-            <w:r>
-              <w:rPr>
-                <w:rFonts w:hint="eastAsia" w:ascii="微软雅黑" w:hAnsi="微软雅黑" w:eastAsia="微软雅黑" w:cs="微软雅黑"/>
-                <w:sz w:val="18"/>
-                <w:szCs w:val="18"/>
-                <w:lang w:eastAsia="zh-CN"/>
-              </w:rPr>
-              <w:t>}}</w:t>
-            </w:r>
-          </w:p>
-        </w:tc>
-      </w:tr>
-      <w:tr>
-        <w:tblPrEx>
-          <w:tblBorders>
-            <w:top w:val="single" w:color="0B8770" w:sz="12" w:space="0"/>
-            <w:left w:val="none" w:color="auto" w:sz="0" w:space="0"/>
-            <w:bottom w:val="dotted" w:color="0B8770" w:sz="4" w:space="0"/>
-            <w:right w:val="none" w:color="auto" w:sz="0" w:space="0"/>
-            <w:insideH w:val="dotted" w:color="0B8770" w:sz="4" w:space="0"/>
-            <w:insideV w:val="dotted" w:color="0B8770" w:sz="4" w:space="0"/>
-          </w:tblBorders>
-          <w:tblCellMar>
-            <w:top w:w="0" w:type="dxa"/>
-            <w:left w:w="108" w:type="dxa"/>
-            <w:bottom w:w="0" w:type="dxa"/>
-            <w:right w:w="108" w:type="dxa"/>
-          </w:tblCellMar>
-        </w:tblPrEx>
-        <w:trPr>
-          <w:trHeight w:val="494" w:hRule="atLeast"/>
-          <w:jc w:val="center"/>
-        </w:trPr>
-        <w:tc>
-          <w:tcPr>
-            <w:tcW w:w="9870" w:type="dxa"/>
-            <w:gridSpan w:val="4"/>
-            <w:vAlign w:val="center"/>
-          </w:tcPr>
-          <w:p>
-            <w:pPr>
-              <w:keepNext/>
-              <w:spacing w:before="26"/>
-              <w:jc w:val="center"/>
-              <w:rPr>
-                <w:rFonts w:hint="eastAsia" w:ascii="微软雅黑" w:hAnsi="微软雅黑" w:eastAsia="微软雅黑" w:cs="微软雅黑"/>
-                <w:bCs/>
-                <w:sz w:val="18"/>
-                <w:szCs w:val="18"/>
-                <w:lang w:eastAsia="zh-CN"/>
-              </w:rPr>
-            </w:pPr>
-            <w:r>
-              <w:rPr>
-                <w:rFonts w:hint="eastAsia" w:ascii="微软雅黑" w:hAnsi="微软雅黑" w:eastAsia="微软雅黑" w:cs="微软雅黑"/>
-                <w:b/>
-                <w:sz w:val="18"/>
-                <w:szCs w:val="18"/>
-                <w:lang w:eastAsia="zh-CN"/>
-              </w:rPr>
-              <w:t>{%tr endfor %}</w:t>
-            </w:r>
-          </w:p>
-        </w:tc>
-      </w:tr>
-    </w:tbl>
-    <w:p>
-      <w:pPr>
-        <w:spacing w:before="26"/>
-        <w:rPr>
-          <w:rFonts w:hint="eastAsia" w:ascii="微软雅黑" w:hAnsi="微软雅黑" w:eastAsia="微软雅黑" w:cs="微软雅黑"/>
-          <w:b/>
-          <w:color w:val="0B8770"/>
-          <w:sz w:val="24"/>
-          <w:szCs w:val="24"/>
-          <w:lang w:eastAsia="zh-CN"/>
-        </w:rPr>
-      </w:pPr>
-      <w:r>
-        <w:rPr>
-          <w:rFonts w:hint="eastAsia" w:ascii="微软雅黑" w:hAnsi="微软雅黑" w:eastAsia="微软雅黑" w:cs="微软雅黑"/>
-          <w:b/>
-          <w:color w:val="0B8770"/>
-          <w:sz w:val="24"/>
-          <w:szCs w:val="24"/>
-          <w:lang w:eastAsia="zh-CN"/>
-        </w:rPr>
-        <w:t>{% endif %}{%if tdd.potentialDrugList != [] %}</w:t>
-      </w:r>
-    </w:p>
-    <w:p>
-      <w:pPr>
-        <w:keepNext/>
-        <w:spacing w:before="26"/>
-        <w:rPr>
-          <w:rFonts w:hint="eastAsia" w:ascii="微软雅黑" w:hAnsi="微软雅黑" w:eastAsia="微软雅黑" w:cs="微软雅黑"/>
-          <w:b/>
-          <w:color w:val="0B8770"/>
-          <w:sz w:val="24"/>
-          <w:lang w:eastAsia="zh-CN"/>
-        </w:rPr>
-      </w:pPr>
-      <w:r>
-        <w:rPr>
-          <w:rFonts w:hint="eastAsia" w:ascii="微软雅黑" w:hAnsi="微软雅黑" w:eastAsia="微软雅黑" w:cs="微软雅黑"/>
-          <w:b/>
-          <w:color w:val="0B8770"/>
-          <w:sz w:val="24"/>
-          <w:lang w:eastAsia="zh-CN"/>
-        </w:rPr>
-        <w:t>潜在耐药研究信息：</w:t>
-      </w:r>
-    </w:p>
-    <w:tbl>
-      <w:tblPr>
-        <w:tblStyle w:val="15"/>
-        <w:tblpPr w:leftFromText="180" w:rightFromText="180" w:vertAnchor="text" w:tblpXSpec="center" w:tblpY="1"/>
-        <w:tblOverlap w:val="never"/>
-        <w:tblW w:w="9870" w:type="dxa"/>
-        <w:jc w:val="center"/>
-        <w:tblBorders>
-          <w:top w:val="single" w:color="0B8770" w:sz="12" w:space="0"/>
-          <w:left w:val="none" w:color="auto" w:sz="0" w:space="0"/>
-          <w:bottom w:val="dotted" w:color="0B8770" w:sz="4" w:space="0"/>
-          <w:right w:val="none" w:color="auto" w:sz="0" w:space="0"/>
-          <w:insideH w:val="dotted" w:color="0B8770" w:sz="4" w:space="0"/>
-          <w:insideV w:val="dotted" w:color="0B8770" w:sz="4" w:space="0"/>
-        </w:tblBorders>
-        <w:tblLayout w:type="fixed"/>
-        <w:tblCellMar>
-          <w:top w:w="0" w:type="dxa"/>
-          <w:left w:w="108" w:type="dxa"/>
-          <w:bottom w:w="0" w:type="dxa"/>
-          <w:right w:w="108" w:type="dxa"/>
-        </w:tblCellMar>
-      </w:tblPr>
-      <w:tblGrid>
-        <w:gridCol w:w="1526"/>
-        <w:gridCol w:w="1417"/>
-        <w:gridCol w:w="1261"/>
-        <w:gridCol w:w="5666"/>
-      </w:tblGrid>
-      <w:tr>
-        <w:tblPrEx>
-          <w:tblBorders>
-            <w:top w:val="single" w:color="0B8770" w:sz="12" w:space="0"/>
-            <w:left w:val="none" w:color="auto" w:sz="0" w:space="0"/>
-            <w:bottom w:val="dotted" w:color="0B8770" w:sz="4" w:space="0"/>
-            <w:right w:val="none" w:color="auto" w:sz="0" w:space="0"/>
-            <w:insideH w:val="dotted" w:color="0B8770" w:sz="4" w:space="0"/>
-            <w:insideV w:val="dotted" w:color="0B8770" w:sz="4" w:space="0"/>
-          </w:tblBorders>
-          <w:tblCellMar>
-            <w:top w:w="0" w:type="dxa"/>
-            <w:left w:w="108" w:type="dxa"/>
-            <w:bottom w:w="0" w:type="dxa"/>
-            <w:right w:w="108" w:type="dxa"/>
-          </w:tblCellMar>
-        </w:tblPrEx>
-        <w:trPr>
-          <w:trHeight w:val="417" w:hRule="atLeast"/>
-          <w:jc w:val="center"/>
-        </w:trPr>
-        <w:tc>
-          <w:tcPr>
-            <w:tcW w:w="1526" w:type="dxa"/>
-            <w:shd w:val="clear" w:color="auto" w:fill="0B8770"/>
-            <w:vAlign w:val="center"/>
-          </w:tcPr>
-          <w:p>
-            <w:pPr>
-              <w:keepNext/>
-              <w:jc w:val="center"/>
-              <w:rPr>
-                <w:rFonts w:hint="eastAsia" w:ascii="微软雅黑" w:hAnsi="微软雅黑" w:eastAsia="微软雅黑" w:cs="微软雅黑"/>
-                <w:b/>
-                <w:color w:val="FFFFFF" w:themeColor="background1"/>
-                <w:sz w:val="18"/>
-                <w:szCs w:val="18"/>
-                <w:lang w:eastAsia="zh-CN"/>
-                <w14:textFill>
-                  <w14:solidFill>
-                    <w14:schemeClr w14:val="bg1"/>
-                  </w14:solidFill>
-                </w14:textFill>
-              </w:rPr>
-            </w:pPr>
-            <w:r>
-              <w:rPr>
-                <w:rFonts w:hint="eastAsia" w:ascii="微软雅黑" w:hAnsi="微软雅黑" w:eastAsia="微软雅黑" w:cs="微软雅黑"/>
-                <w:b/>
-                <w:color w:val="FFFFFF" w:themeColor="background1"/>
-                <w:sz w:val="18"/>
-                <w:szCs w:val="18"/>
-                <w:lang w:eastAsia="zh-CN"/>
-                <w14:textFill>
-                  <w14:solidFill>
-                    <w14:schemeClr w14:val="bg1"/>
-                  </w14:solidFill>
-                </w14:textFill>
-              </w:rPr>
-              <w:t>药物名称</w:t>
-            </w:r>
-          </w:p>
-        </w:tc>
-        <w:tc>
-          <w:tcPr>
-            <w:tcW w:w="1417" w:type="dxa"/>
-            <w:shd w:val="clear" w:color="auto" w:fill="0B8770"/>
-            <w:vAlign w:val="center"/>
-          </w:tcPr>
-          <w:p>
-            <w:pPr>
-              <w:keepNext/>
-              <w:jc w:val="center"/>
-              <w:rPr>
-                <w:rFonts w:hint="eastAsia" w:ascii="微软雅黑" w:hAnsi="微软雅黑" w:eastAsia="微软雅黑" w:cs="微软雅黑"/>
-                <w:b/>
-                <w:color w:val="FFFFFF" w:themeColor="background1"/>
-                <w:sz w:val="18"/>
-                <w:szCs w:val="18"/>
-                <w:lang w:eastAsia="zh-CN"/>
-                <w14:textFill>
-                  <w14:solidFill>
-                    <w14:schemeClr w14:val="bg1"/>
-                  </w14:solidFill>
-                </w14:textFill>
-              </w:rPr>
-            </w:pPr>
-            <w:r>
-              <w:rPr>
-                <w:rFonts w:hint="eastAsia" w:ascii="微软雅黑" w:hAnsi="微软雅黑" w:eastAsia="微软雅黑" w:cs="微软雅黑"/>
-                <w:b/>
-                <w:color w:val="FFFFFF" w:themeColor="background1"/>
-                <w:sz w:val="18"/>
-                <w:szCs w:val="18"/>
-                <w:lang w:eastAsia="zh-CN"/>
-                <w14:textFill>
-                  <w14:solidFill>
-                    <w14:schemeClr w14:val="bg1"/>
-                  </w14:solidFill>
-                </w14:textFill>
-              </w:rPr>
-              <w:t>相关疾病</w:t>
-            </w:r>
-          </w:p>
-        </w:tc>
-        <w:tc>
-          <w:tcPr>
-            <w:tcW w:w="1261" w:type="dxa"/>
-            <w:shd w:val="clear" w:color="auto" w:fill="0B8770"/>
-            <w:vAlign w:val="center"/>
-          </w:tcPr>
-          <w:p>
-            <w:pPr>
-              <w:keepNext/>
-              <w:jc w:val="center"/>
-              <w:rPr>
-                <w:rFonts w:hint="eastAsia" w:ascii="微软雅黑" w:hAnsi="微软雅黑" w:eastAsia="微软雅黑" w:cs="微软雅黑"/>
-                <w:b/>
-                <w:color w:val="FFFFFF" w:themeColor="background1"/>
-                <w:sz w:val="18"/>
-                <w:szCs w:val="18"/>
-                <w:lang w:eastAsia="zh-CN"/>
-                <w14:textFill>
-                  <w14:solidFill>
-                    <w14:schemeClr w14:val="bg1"/>
-                  </w14:solidFill>
-                </w14:textFill>
-              </w:rPr>
-            </w:pPr>
-            <w:r>
-              <w:rPr>
-                <w:rFonts w:hint="eastAsia" w:ascii="微软雅黑" w:hAnsi="微软雅黑" w:eastAsia="微软雅黑" w:cs="微软雅黑"/>
-                <w:b/>
-                <w:color w:val="FFFFFF" w:themeColor="background1"/>
-                <w:sz w:val="18"/>
-                <w:szCs w:val="18"/>
-                <w:lang w:eastAsia="zh-CN"/>
-                <w14:textFill>
-                  <w14:solidFill>
-                    <w14:schemeClr w14:val="bg1"/>
-                  </w14:solidFill>
-                </w14:textFill>
-              </w:rPr>
-              <w:t>证据等级</w:t>
-            </w:r>
-          </w:p>
-        </w:tc>
-        <w:tc>
-          <w:tcPr>
-            <w:tcW w:w="5666" w:type="dxa"/>
-            <w:shd w:val="clear" w:color="auto" w:fill="0B8770"/>
-            <w:vAlign w:val="center"/>
-          </w:tcPr>
-          <w:p>
-            <w:pPr>
-              <w:keepNext/>
-              <w:jc w:val="center"/>
-              <w:rPr>
-                <w:rFonts w:hint="eastAsia" w:ascii="微软雅黑" w:hAnsi="微软雅黑" w:eastAsia="微软雅黑" w:cs="微软雅黑"/>
-                <w:b/>
-                <w:color w:val="FFFFFF" w:themeColor="background1"/>
-                <w:sz w:val="18"/>
-                <w:szCs w:val="18"/>
-                <w:lang w:eastAsia="zh-CN"/>
-                <w14:textFill>
-                  <w14:solidFill>
-                    <w14:schemeClr w14:val="bg1"/>
-                  </w14:solidFill>
-                </w14:textFill>
-              </w:rPr>
-            </w:pPr>
-            <w:r>
-              <w:rPr>
-                <w:rFonts w:hint="eastAsia" w:ascii="微软雅黑" w:hAnsi="微软雅黑" w:eastAsia="微软雅黑" w:cs="微软雅黑"/>
-                <w:b/>
-                <w:color w:val="FFFFFF" w:themeColor="background1"/>
-                <w:sz w:val="18"/>
-                <w:szCs w:val="18"/>
-                <w:lang w:eastAsia="zh-CN"/>
-                <w14:textFill>
-                  <w14:solidFill>
-                    <w14:schemeClr w14:val="bg1"/>
-                  </w14:solidFill>
-                </w14:textFill>
-              </w:rPr>
-              <w:t>循证医学信息</w:t>
-            </w:r>
-          </w:p>
-        </w:tc>
-      </w:tr>
-      <w:tr>
-        <w:tblPrEx>
-          <w:tblBorders>
-            <w:top w:val="single" w:color="0B8770" w:sz="12" w:space="0"/>
-            <w:left w:val="none" w:color="auto" w:sz="0" w:space="0"/>
-            <w:bottom w:val="dotted" w:color="0B8770" w:sz="4" w:space="0"/>
-            <w:right w:val="none" w:color="auto" w:sz="0" w:space="0"/>
-            <w:insideH w:val="dotted" w:color="0B8770" w:sz="4" w:space="0"/>
-            <w:insideV w:val="dotted" w:color="0B8770" w:sz="4" w:space="0"/>
-          </w:tblBorders>
-          <w:tblCellMar>
-            <w:top w:w="0" w:type="dxa"/>
-            <w:left w:w="108" w:type="dxa"/>
-            <w:bottom w:w="0" w:type="dxa"/>
-            <w:right w:w="108" w:type="dxa"/>
-          </w:tblCellMar>
-        </w:tblPrEx>
-        <w:trPr>
-          <w:trHeight w:val="494" w:hRule="atLeast"/>
-          <w:jc w:val="center"/>
-        </w:trPr>
-        <w:tc>
-          <w:tcPr>
-            <w:tcW w:w="9870" w:type="dxa"/>
-            <w:gridSpan w:val="4"/>
-            <w:vAlign w:val="center"/>
-          </w:tcPr>
-          <w:p>
-            <w:pPr>
-              <w:keepNext/>
-              <w:spacing w:before="26"/>
-              <w:jc w:val="center"/>
-              <w:rPr>
-                <w:rFonts w:hint="eastAsia" w:ascii="微软雅黑" w:hAnsi="微软雅黑" w:eastAsia="微软雅黑" w:cs="微软雅黑"/>
-                <w:bCs/>
-                <w:sz w:val="18"/>
-                <w:szCs w:val="18"/>
-                <w:highlight w:val="yellow"/>
-                <w:lang w:eastAsia="zh-CN"/>
-              </w:rPr>
-            </w:pPr>
-            <w:r>
-              <w:rPr>
-                <w:rFonts w:hint="eastAsia" w:ascii="微软雅黑" w:hAnsi="微软雅黑" w:eastAsia="微软雅黑" w:cs="微软雅黑"/>
-                <w:b/>
-                <w:sz w:val="18"/>
-                <w:szCs w:val="18"/>
-                <w:lang w:eastAsia="zh-CN"/>
-              </w:rPr>
-              <w:t>{%tr for dis in tdd.potentialDrugList %}</w:t>
-            </w:r>
-          </w:p>
-        </w:tc>
-      </w:tr>
-      <w:tr>
-        <w:tblPrEx>
-          <w:tblBorders>
-            <w:top w:val="single" w:color="0B8770" w:sz="12" w:space="0"/>
-            <w:left w:val="none" w:color="auto" w:sz="0" w:space="0"/>
-            <w:bottom w:val="dotted" w:color="0B8770" w:sz="4" w:space="0"/>
-            <w:right w:val="none" w:color="auto" w:sz="0" w:space="0"/>
-            <w:insideH w:val="dotted" w:color="0B8770" w:sz="4" w:space="0"/>
-            <w:insideV w:val="dotted" w:color="0B8770" w:sz="4" w:space="0"/>
-          </w:tblBorders>
-          <w:tblCellMar>
-            <w:top w:w="0" w:type="dxa"/>
-            <w:left w:w="108" w:type="dxa"/>
-            <w:bottom w:w="0" w:type="dxa"/>
-            <w:right w:w="108" w:type="dxa"/>
-          </w:tblCellMar>
-        </w:tblPrEx>
-        <w:trPr>
-          <w:trHeight w:val="494" w:hRule="atLeast"/>
-          <w:jc w:val="center"/>
-        </w:trPr>
-        <w:tc>
-          <w:tcPr>
-            <w:tcW w:w="1526" w:type="dxa"/>
-            <w:vAlign w:val="center"/>
-          </w:tcPr>
-          <w:p>
-            <w:pPr>
-              <w:spacing w:before="1" w:line="249" w:lineRule="auto"/>
-              <w:ind w:right="131"/>
-              <w:jc w:val="center"/>
-              <w:rPr>
-                <w:rFonts w:hint="eastAsia" w:ascii="微软雅黑" w:hAnsi="微软雅黑" w:eastAsia="微软雅黑" w:cs="微软雅黑"/>
-                <w:b/>
-                <w:sz w:val="18"/>
-                <w:szCs w:val="18"/>
-                <w:highlight w:val="yellow"/>
-              </w:rPr>
-            </w:pPr>
-            <w:r>
-              <w:rPr>
-                <w:rFonts w:hint="eastAsia" w:ascii="微软雅黑" w:hAnsi="微软雅黑" w:eastAsia="微软雅黑" w:cs="微软雅黑"/>
-                <w:sz w:val="18"/>
-                <w:szCs w:val="18"/>
-                <w:lang w:eastAsia="zh-CN"/>
-              </w:rPr>
-              <w:t>{{</w:t>
-            </w:r>
-            <w:r>
-              <w:rPr>
-                <w:rFonts w:hint="eastAsia" w:ascii="微软雅黑" w:hAnsi="微软雅黑" w:eastAsia="微软雅黑" w:cs="微软雅黑"/>
-                <w:bCs/>
-                <w:sz w:val="18"/>
-                <w:szCs w:val="18"/>
-                <w:lang w:eastAsia="zh-CN"/>
-              </w:rPr>
-              <w:t>dis.drug_name_chinese3</w:t>
-            </w:r>
-            <w:r>
-              <w:rPr>
-                <w:rFonts w:hint="eastAsia" w:ascii="微软雅黑" w:hAnsi="微软雅黑" w:eastAsia="微软雅黑" w:cs="微软雅黑"/>
-                <w:sz w:val="18"/>
-                <w:szCs w:val="18"/>
-                <w:lang w:eastAsia="zh-CN"/>
-              </w:rPr>
-              <w:t xml:space="preserve"> }}</w:t>
-            </w:r>
-          </w:p>
-        </w:tc>
-        <w:tc>
-          <w:tcPr>
-            <w:tcW w:w="1417" w:type="dxa"/>
-            <w:vAlign w:val="center"/>
-          </w:tcPr>
-          <w:p>
-            <w:pPr>
-              <w:keepNext/>
-              <w:spacing w:before="26"/>
-              <w:jc w:val="center"/>
-              <w:rPr>
-                <w:rFonts w:hint="eastAsia" w:ascii="微软雅黑" w:hAnsi="微软雅黑" w:eastAsia="微软雅黑" w:cs="微软雅黑"/>
-                <w:bCs/>
-                <w:sz w:val="18"/>
-                <w:szCs w:val="18"/>
-                <w:highlight w:val="yellow"/>
-                <w:lang w:eastAsia="zh-CN"/>
-              </w:rPr>
-            </w:pPr>
-            <w:r>
-              <w:rPr>
-                <w:rFonts w:hint="eastAsia" w:ascii="微软雅黑" w:hAnsi="微软雅黑" w:eastAsia="微软雅黑" w:cs="微软雅黑"/>
-                <w:sz w:val="18"/>
-                <w:szCs w:val="18"/>
-                <w:lang w:eastAsia="zh-CN"/>
-              </w:rPr>
-              <w:t>{{dis.</w:t>
-            </w:r>
-            <w:r>
-              <w:rPr>
-                <w:rFonts w:hint="eastAsia" w:ascii="微软雅黑" w:hAnsi="微软雅黑" w:eastAsia="微软雅黑" w:cs="微软雅黑"/>
-                <w:bCs/>
-                <w:sz w:val="18"/>
-                <w:szCs w:val="18"/>
-                <w:lang w:eastAsia="zh-CN"/>
-              </w:rPr>
-              <w:t>disease_name_chinese</w:t>
-            </w:r>
-            <w:r>
-              <w:rPr>
-                <w:rFonts w:hint="eastAsia" w:ascii="微软雅黑" w:hAnsi="微软雅黑" w:eastAsia="微软雅黑" w:cs="微软雅黑"/>
-                <w:sz w:val="18"/>
-                <w:szCs w:val="18"/>
-                <w:lang w:eastAsia="zh-CN"/>
-              </w:rPr>
-              <w:t>}}</w:t>
-            </w:r>
-          </w:p>
-        </w:tc>
-        <w:tc>
-          <w:tcPr>
-            <w:tcW w:w="1261" w:type="dxa"/>
-            <w:vAlign w:val="center"/>
-          </w:tcPr>
-          <w:p>
-            <w:pPr>
-              <w:keepNext/>
-              <w:spacing w:before="26"/>
-              <w:jc w:val="center"/>
-              <w:rPr>
-                <w:rFonts w:hint="eastAsia" w:ascii="微软雅黑" w:hAnsi="微软雅黑" w:eastAsia="微软雅黑" w:cs="微软雅黑"/>
-                <w:bCs/>
-                <w:sz w:val="18"/>
-                <w:szCs w:val="18"/>
-                <w:highlight w:val="yellow"/>
-                <w:lang w:eastAsia="zh-CN"/>
-              </w:rPr>
-            </w:pPr>
-            <w:r>
-              <w:rPr>
-                <w:rFonts w:hint="eastAsia" w:ascii="微软雅黑" w:hAnsi="微软雅黑" w:eastAsia="微软雅黑" w:cs="微软雅黑"/>
-                <w:sz w:val="18"/>
-                <w:szCs w:val="18"/>
-                <w:lang w:eastAsia="zh-CN"/>
-              </w:rPr>
-              <w:t>{{</w:t>
-            </w:r>
-            <w:r>
-              <w:rPr>
-                <w:rFonts w:hint="eastAsia" w:ascii="微软雅黑" w:hAnsi="微软雅黑" w:eastAsia="微软雅黑" w:cs="微软雅黑"/>
-                <w:bCs/>
-                <w:sz w:val="18"/>
-                <w:szCs w:val="18"/>
-                <w:lang w:eastAsia="zh-CN"/>
-              </w:rPr>
-              <w:t>dis.evidence_phase_chinese</w:t>
-            </w:r>
-            <w:r>
-              <w:rPr>
-                <w:rFonts w:hint="eastAsia" w:ascii="微软雅黑" w:hAnsi="微软雅黑" w:eastAsia="微软雅黑" w:cs="微软雅黑"/>
-                <w:sz w:val="18"/>
-                <w:szCs w:val="18"/>
-                <w:lang w:eastAsia="zh-CN"/>
-              </w:rPr>
-              <w:t>}}</w:t>
-            </w:r>
-          </w:p>
-        </w:tc>
-        <w:tc>
-          <w:tcPr>
-            <w:tcW w:w="5666" w:type="dxa"/>
-            <w:vAlign w:val="center"/>
-          </w:tcPr>
-          <w:p>
-            <w:pPr>
-              <w:keepNext/>
-              <w:spacing w:before="26"/>
-              <w:jc w:val="center"/>
-              <w:rPr>
-                <w:rFonts w:hint="eastAsia" w:ascii="微软雅黑" w:hAnsi="微软雅黑" w:eastAsia="微软雅黑" w:cs="微软雅黑"/>
-                <w:bCs/>
-                <w:sz w:val="18"/>
-                <w:szCs w:val="18"/>
-                <w:highlight w:val="yellow"/>
-                <w:lang w:eastAsia="zh-CN"/>
-              </w:rPr>
-            </w:pPr>
-            <w:r>
-              <w:rPr>
-                <w:rFonts w:hint="eastAsia" w:ascii="微软雅黑" w:hAnsi="微软雅黑" w:eastAsia="微软雅黑" w:cs="微软雅黑"/>
-                <w:sz w:val="18"/>
-                <w:szCs w:val="18"/>
-                <w:lang w:eastAsia="zh-CN"/>
-              </w:rPr>
-              <w:t>{{</w:t>
-            </w:r>
-            <w:r>
-              <w:rPr>
-                <w:rFonts w:hint="eastAsia" w:ascii="微软雅黑" w:hAnsi="微软雅黑" w:eastAsia="微软雅黑" w:cs="微软雅黑"/>
-                <w:bCs/>
-                <w:sz w:val="18"/>
-                <w:szCs w:val="18"/>
-                <w:lang w:eastAsia="zh-CN"/>
-              </w:rPr>
-              <w:t>dis.annotation_chinese</w:t>
-            </w:r>
-            <w:r>
-              <w:rPr>
-                <w:rFonts w:hint="eastAsia" w:ascii="微软雅黑" w:hAnsi="微软雅黑" w:eastAsia="微软雅黑" w:cs="微软雅黑"/>
-                <w:sz w:val="18"/>
-                <w:szCs w:val="18"/>
-                <w:lang w:eastAsia="zh-CN"/>
-              </w:rPr>
-              <w:t>}}</w:t>
-            </w:r>
-          </w:p>
-        </w:tc>
-      </w:tr>
-      <w:tr>
-        <w:tblPrEx>
-          <w:tblBorders>
-            <w:top w:val="single" w:color="0B8770" w:sz="12" w:space="0"/>
-            <w:left w:val="none" w:color="auto" w:sz="0" w:space="0"/>
-            <w:bottom w:val="dotted" w:color="0B8770" w:sz="4" w:space="0"/>
-            <w:right w:val="none" w:color="auto" w:sz="0" w:space="0"/>
-            <w:insideH w:val="dotted" w:color="0B8770" w:sz="4" w:space="0"/>
-            <w:insideV w:val="dotted" w:color="0B8770" w:sz="4" w:space="0"/>
-          </w:tblBorders>
-          <w:tblCellMar>
-            <w:top w:w="0" w:type="dxa"/>
-            <w:left w:w="108" w:type="dxa"/>
-            <w:bottom w:w="0" w:type="dxa"/>
-            <w:right w:w="108" w:type="dxa"/>
-          </w:tblCellMar>
-        </w:tblPrEx>
-        <w:trPr>
-          <w:trHeight w:val="494" w:hRule="atLeast"/>
-          <w:jc w:val="center"/>
-        </w:trPr>
-        <w:tc>
-          <w:tcPr>
-            <w:tcW w:w="9870" w:type="dxa"/>
-            <w:gridSpan w:val="4"/>
-            <w:vAlign w:val="center"/>
-          </w:tcPr>
-          <w:p>
-            <w:pPr>
-              <w:keepNext/>
-              <w:spacing w:before="26"/>
-              <w:jc w:val="center"/>
-              <w:rPr>
-                <w:rFonts w:hint="eastAsia" w:ascii="微软雅黑" w:hAnsi="微软雅黑" w:eastAsia="微软雅黑" w:cs="微软雅黑"/>
-                <w:bCs/>
-                <w:sz w:val="18"/>
-                <w:szCs w:val="18"/>
-                <w:lang w:eastAsia="zh-CN"/>
-              </w:rPr>
-            </w:pPr>
-            <w:r>
-              <w:rPr>
-                <w:rFonts w:hint="eastAsia" w:ascii="微软雅黑" w:hAnsi="微软雅黑" w:eastAsia="微软雅黑" w:cs="微软雅黑"/>
-                <w:b/>
-                <w:sz w:val="18"/>
-                <w:szCs w:val="18"/>
-                <w:lang w:eastAsia="zh-CN"/>
-              </w:rPr>
-              <w:t>{%tr endfor %}</w:t>
-            </w:r>
-          </w:p>
-        </w:tc>
-      </w:tr>
-    </w:tbl>
-    <w:p>
-      <w:pPr>
-        <w:spacing w:before="26"/>
-        <w:rPr>
-          <w:rFonts w:hint="eastAsia" w:ascii="微软雅黑" w:hAnsi="微软雅黑" w:eastAsia="微软雅黑" w:cs="微软雅黑"/>
-          <w:b/>
-          <w:sz w:val="24"/>
-          <w:szCs w:val="24"/>
-          <w:lang w:eastAsia="zh-CN"/>
-        </w:rPr>
-      </w:pPr>
-      <w:r>
-        <w:rPr>
-          <w:rFonts w:hint="eastAsia" w:ascii="微软雅黑" w:hAnsi="微软雅黑" w:eastAsia="微软雅黑" w:cs="微软雅黑"/>
-          <w:b/>
-          <w:sz w:val="24"/>
-          <w:szCs w:val="24"/>
-          <w:lang w:eastAsia="zh-CN"/>
-        </w:rPr>
-        <w:t>{% endif %}{%if tdd.clinicalTrialInformationStr!= [] %}</w:t>
-      </w:r>
-    </w:p>
-    <w:p>
-      <w:pPr>
-        <w:keepNext/>
-        <w:spacing w:before="26"/>
-        <w:rPr>
-          <w:rFonts w:hint="eastAsia" w:ascii="微软雅黑" w:hAnsi="微软雅黑" w:eastAsia="微软雅黑" w:cs="微软雅黑"/>
-          <w:b/>
-          <w:color w:val="0B8770"/>
-          <w:sz w:val="24"/>
-          <w:lang w:eastAsia="zh-CN"/>
-        </w:rPr>
-      </w:pPr>
-      <w:r>
-        <w:rPr>
-          <w:rFonts w:hint="eastAsia" w:ascii="微软雅黑" w:hAnsi="微软雅黑" w:eastAsia="微软雅黑" w:cs="微软雅黑"/>
-          <w:b/>
-          <w:color w:val="0B8770"/>
-          <w:sz w:val="24"/>
-          <w:lang w:eastAsia="zh-CN"/>
-        </w:rPr>
-        <w:t>临床试验信息</w:t>
-      </w:r>
-    </w:p>
-    <w:tbl>
-      <w:tblPr>
-        <w:tblStyle w:val="15"/>
-        <w:tblpPr w:leftFromText="180" w:rightFromText="180" w:vertAnchor="text" w:tblpXSpec="center" w:tblpY="1"/>
-        <w:tblOverlap w:val="never"/>
-        <w:tblW w:w="9870" w:type="dxa"/>
-        <w:jc w:val="center"/>
-        <w:tblBorders>
-          <w:top w:val="single" w:color="0B8770" w:sz="12" w:space="0"/>
-          <w:left w:val="none" w:color="auto" w:sz="0" w:space="0"/>
-          <w:bottom w:val="dotted" w:color="0B8770" w:sz="4" w:space="0"/>
-          <w:right w:val="none" w:color="auto" w:sz="0" w:space="0"/>
-          <w:insideH w:val="dotted" w:color="0B8770" w:sz="4" w:space="0"/>
-          <w:insideV w:val="dotted" w:color="0B8770" w:sz="4" w:space="0"/>
-        </w:tblBorders>
-        <w:tblLayout w:type="fixed"/>
-        <w:tblCellMar>
-          <w:top w:w="0" w:type="dxa"/>
-          <w:left w:w="108" w:type="dxa"/>
-          <w:bottom w:w="0" w:type="dxa"/>
-          <w:right w:w="108" w:type="dxa"/>
-        </w:tblCellMar>
-      </w:tblPr>
-      <w:tblGrid>
-        <w:gridCol w:w="1645"/>
-        <w:gridCol w:w="3884"/>
-        <w:gridCol w:w="1246"/>
-        <w:gridCol w:w="1035"/>
-        <w:gridCol w:w="1204"/>
-        <w:gridCol w:w="856"/>
-      </w:tblGrid>
-      <w:tr>
-        <w:tblPrEx>
-          <w:tblBorders>
-            <w:top w:val="single" w:color="0B8770" w:sz="12" w:space="0"/>
-            <w:left w:val="none" w:color="auto" w:sz="0" w:space="0"/>
-            <w:bottom w:val="dotted" w:color="0B8770" w:sz="4" w:space="0"/>
-            <w:right w:val="none" w:color="auto" w:sz="0" w:space="0"/>
-            <w:insideH w:val="dotted" w:color="0B8770" w:sz="4" w:space="0"/>
-            <w:insideV w:val="dotted" w:color="0B8770" w:sz="4" w:space="0"/>
-          </w:tblBorders>
-          <w:tblCellMar>
-            <w:top w:w="0" w:type="dxa"/>
-            <w:left w:w="108" w:type="dxa"/>
-            <w:bottom w:w="0" w:type="dxa"/>
-            <w:right w:w="108" w:type="dxa"/>
-          </w:tblCellMar>
-        </w:tblPrEx>
-        <w:trPr>
-          <w:trHeight w:val="420" w:hRule="atLeast"/>
-          <w:jc w:val="center"/>
-        </w:trPr>
-        <w:tc>
-          <w:tcPr>
-            <w:tcW w:w="1645" w:type="dxa"/>
-            <w:shd w:val="clear" w:color="auto" w:fill="0B8770"/>
-            <w:vAlign w:val="center"/>
-          </w:tcPr>
-          <w:p>
-            <w:pPr>
-              <w:keepNext/>
-              <w:spacing w:before="26"/>
-              <w:jc w:val="center"/>
-              <w:rPr>
-                <w:rFonts w:hint="eastAsia" w:ascii="微软雅黑" w:hAnsi="微软雅黑" w:eastAsia="微软雅黑" w:cs="微软雅黑"/>
-                <w:b/>
-                <w:color w:val="FFFFFF" w:themeColor="background1"/>
-                <w:sz w:val="18"/>
-                <w:szCs w:val="18"/>
-                <w:lang w:eastAsia="zh-CN"/>
-                <w14:textFill>
-                  <w14:solidFill>
-                    <w14:schemeClr w14:val="bg1"/>
-                  </w14:solidFill>
-                </w14:textFill>
-              </w:rPr>
-            </w:pPr>
-            <w:r>
-              <w:rPr>
-                <w:rFonts w:hint="eastAsia" w:ascii="微软雅黑" w:hAnsi="微软雅黑" w:eastAsia="微软雅黑" w:cs="微软雅黑"/>
-                <w:b/>
-                <w:color w:val="FFFFFF" w:themeColor="background1"/>
-                <w:sz w:val="18"/>
-                <w:szCs w:val="18"/>
-                <w:lang w:eastAsia="zh-CN"/>
-                <w14:textFill>
-                  <w14:solidFill>
-                    <w14:schemeClr w14:val="bg1"/>
-                  </w14:solidFill>
-                </w14:textFill>
-              </w:rPr>
-              <w:t>ID</w:t>
-            </w:r>
-          </w:p>
-        </w:tc>
-        <w:tc>
-          <w:tcPr>
-            <w:tcW w:w="3884" w:type="dxa"/>
-            <w:shd w:val="clear" w:color="auto" w:fill="0B8770"/>
-            <w:vAlign w:val="center"/>
-          </w:tcPr>
-          <w:p>
-            <w:pPr>
-              <w:keepNext/>
-              <w:spacing w:before="26"/>
-              <w:jc w:val="center"/>
-              <w:rPr>
-                <w:rFonts w:hint="eastAsia" w:ascii="微软雅黑" w:hAnsi="微软雅黑" w:eastAsia="微软雅黑" w:cs="微软雅黑"/>
-                <w:b/>
-                <w:color w:val="FFFFFF" w:themeColor="background1"/>
-                <w:sz w:val="18"/>
-                <w:szCs w:val="18"/>
-                <w:lang w:eastAsia="zh-CN"/>
-                <w14:textFill>
-                  <w14:solidFill>
-                    <w14:schemeClr w14:val="bg1"/>
-                  </w14:solidFill>
-                </w14:textFill>
-              </w:rPr>
-            </w:pPr>
-            <w:r>
-              <w:rPr>
-                <w:rFonts w:hint="eastAsia" w:ascii="微软雅黑" w:hAnsi="微软雅黑" w:eastAsia="微软雅黑" w:cs="微软雅黑"/>
-                <w:b/>
-                <w:color w:val="FFFFFF" w:themeColor="background1"/>
-                <w:sz w:val="18"/>
-                <w:szCs w:val="18"/>
-                <w:lang w:eastAsia="zh-CN"/>
-                <w14:textFill>
-                  <w14:solidFill>
-                    <w14:schemeClr w14:val="bg1"/>
-                  </w14:solidFill>
-                </w14:textFill>
-              </w:rPr>
-              <w:t>临床试验名称</w:t>
-            </w:r>
-          </w:p>
-        </w:tc>
-        <w:tc>
-          <w:tcPr>
-            <w:tcW w:w="1246" w:type="dxa"/>
-            <w:shd w:val="clear" w:color="auto" w:fill="0B8770"/>
-            <w:vAlign w:val="center"/>
-          </w:tcPr>
-          <w:p>
-            <w:pPr>
-              <w:keepNext/>
-              <w:spacing w:before="26"/>
-              <w:jc w:val="center"/>
-              <w:rPr>
-                <w:rFonts w:hint="eastAsia" w:ascii="微软雅黑" w:hAnsi="微软雅黑" w:eastAsia="微软雅黑" w:cs="微软雅黑"/>
-                <w:b/>
-                <w:color w:val="FFFFFF" w:themeColor="background1"/>
-                <w:sz w:val="18"/>
-                <w:szCs w:val="18"/>
-                <w:lang w:eastAsia="zh-CN"/>
-                <w14:textFill>
-                  <w14:solidFill>
-                    <w14:schemeClr w14:val="bg1"/>
-                  </w14:solidFill>
-                </w14:textFill>
-              </w:rPr>
-            </w:pPr>
-            <w:r>
-              <w:rPr>
-                <w:rFonts w:hint="eastAsia" w:ascii="微软雅黑" w:hAnsi="微软雅黑" w:eastAsia="微软雅黑" w:cs="微软雅黑"/>
-                <w:b/>
-                <w:color w:val="FFFFFF" w:themeColor="background1"/>
-                <w:sz w:val="18"/>
-                <w:szCs w:val="18"/>
-                <w:lang w:eastAsia="zh-CN"/>
-                <w14:textFill>
-                  <w14:solidFill>
-                    <w14:schemeClr w14:val="bg1"/>
-                  </w14:solidFill>
-                </w14:textFill>
-              </w:rPr>
-              <w:t>肿瘤类型</w:t>
-            </w:r>
-          </w:p>
-        </w:tc>
-        <w:tc>
-          <w:tcPr>
-            <w:tcW w:w="1035" w:type="dxa"/>
-            <w:shd w:val="clear" w:color="auto" w:fill="0B8770"/>
-            <w:vAlign w:val="center"/>
-          </w:tcPr>
-          <w:p>
-            <w:pPr>
-              <w:keepNext/>
-              <w:spacing w:before="26"/>
-              <w:jc w:val="center"/>
-              <w:rPr>
-                <w:rFonts w:hint="eastAsia" w:ascii="微软雅黑" w:hAnsi="微软雅黑" w:eastAsia="微软雅黑" w:cs="微软雅黑"/>
-                <w:b/>
-                <w:color w:val="FFFFFF" w:themeColor="background1"/>
-                <w:sz w:val="18"/>
-                <w:szCs w:val="18"/>
-                <w:lang w:eastAsia="zh-CN"/>
-                <w14:textFill>
-                  <w14:solidFill>
-                    <w14:schemeClr w14:val="bg1"/>
-                  </w14:solidFill>
-                </w14:textFill>
-              </w:rPr>
-            </w:pPr>
-            <w:r>
-              <w:rPr>
-                <w:rFonts w:hint="eastAsia" w:ascii="微软雅黑" w:hAnsi="微软雅黑" w:eastAsia="微软雅黑" w:cs="微软雅黑"/>
-                <w:b/>
-                <w:color w:val="FFFFFF" w:themeColor="background1"/>
-                <w:sz w:val="18"/>
-                <w:szCs w:val="18"/>
-                <w:lang w:eastAsia="zh-CN"/>
-                <w14:textFill>
-                  <w14:solidFill>
-                    <w14:schemeClr w14:val="bg1"/>
-                  </w14:solidFill>
-                </w14:textFill>
-              </w:rPr>
-              <w:t>阶段</w:t>
-            </w:r>
-          </w:p>
-        </w:tc>
-        <w:tc>
-          <w:tcPr>
-            <w:tcW w:w="1204" w:type="dxa"/>
-            <w:shd w:val="clear" w:color="auto" w:fill="0B8770"/>
-            <w:vAlign w:val="center"/>
-          </w:tcPr>
-          <w:p>
-            <w:pPr>
-              <w:keepNext/>
-              <w:spacing w:before="26"/>
-              <w:jc w:val="center"/>
-              <w:rPr>
-                <w:rFonts w:hint="eastAsia" w:ascii="微软雅黑" w:hAnsi="微软雅黑" w:eastAsia="微软雅黑" w:cs="微软雅黑"/>
-                <w:b/>
-                <w:color w:val="FFFFFF" w:themeColor="background1"/>
-                <w:sz w:val="18"/>
-                <w:szCs w:val="18"/>
-                <w:lang w:eastAsia="zh-CN"/>
-                <w14:textFill>
-                  <w14:solidFill>
-                    <w14:schemeClr w14:val="bg1"/>
-                  </w14:solidFill>
-                </w14:textFill>
-              </w:rPr>
-            </w:pPr>
-            <w:r>
-              <w:rPr>
-                <w:rFonts w:hint="eastAsia" w:ascii="微软雅黑" w:hAnsi="微软雅黑" w:eastAsia="微软雅黑" w:cs="微软雅黑"/>
-                <w:b/>
-                <w:color w:val="FFFFFF" w:themeColor="background1"/>
-                <w:sz w:val="18"/>
-                <w:szCs w:val="18"/>
-                <w:lang w:eastAsia="zh-CN"/>
-                <w14:textFill>
-                  <w14:solidFill>
-                    <w14:schemeClr w14:val="bg1"/>
-                  </w14:solidFill>
-                </w14:textFill>
-              </w:rPr>
-              <w:t>药物</w:t>
-            </w:r>
-          </w:p>
-        </w:tc>
-        <w:tc>
-          <w:tcPr>
-            <w:tcW w:w="856" w:type="dxa"/>
-            <w:shd w:val="clear" w:color="auto" w:fill="0B8770"/>
-            <w:vAlign w:val="center"/>
-          </w:tcPr>
-          <w:p>
-            <w:pPr>
-              <w:keepNext/>
-              <w:spacing w:before="26"/>
-              <w:jc w:val="center"/>
-              <w:rPr>
-                <w:rFonts w:hint="eastAsia" w:ascii="微软雅黑" w:hAnsi="微软雅黑" w:eastAsia="微软雅黑" w:cs="微软雅黑"/>
-                <w:b/>
-                <w:color w:val="FFFFFF" w:themeColor="background1"/>
-                <w:sz w:val="18"/>
-                <w:szCs w:val="18"/>
-                <w:lang w:eastAsia="zh-CN"/>
-                <w14:textFill>
-                  <w14:solidFill>
-                    <w14:schemeClr w14:val="bg1"/>
-                  </w14:solidFill>
-                </w14:textFill>
-              </w:rPr>
-            </w:pPr>
-            <w:r>
-              <w:rPr>
-                <w:rFonts w:hint="eastAsia" w:ascii="微软雅黑" w:hAnsi="微软雅黑" w:eastAsia="微软雅黑" w:cs="微软雅黑"/>
-                <w:b/>
-                <w:color w:val="FFFFFF" w:themeColor="background1"/>
-                <w:sz w:val="18"/>
-                <w:szCs w:val="18"/>
-                <w:lang w:eastAsia="zh-CN"/>
-                <w14:textFill>
-                  <w14:solidFill>
-                    <w14:schemeClr w14:val="bg1"/>
-                  </w14:solidFill>
-                </w14:textFill>
-              </w:rPr>
-              <w:t>地点</w:t>
-            </w:r>
-          </w:p>
-        </w:tc>
-      </w:tr>
-      <w:tr>
-        <w:tblPrEx>
-          <w:tblBorders>
-            <w:top w:val="single" w:color="0B8770" w:sz="12" w:space="0"/>
-            <w:left w:val="none" w:color="auto" w:sz="0" w:space="0"/>
-            <w:bottom w:val="dotted" w:color="0B8770" w:sz="4" w:space="0"/>
-            <w:right w:val="none" w:color="auto" w:sz="0" w:space="0"/>
-            <w:insideH w:val="dotted" w:color="0B8770" w:sz="4" w:space="0"/>
-            <w:insideV w:val="dotted" w:color="0B8770" w:sz="4" w:space="0"/>
-          </w:tblBorders>
-          <w:tblCellMar>
-            <w:top w:w="0" w:type="dxa"/>
-            <w:left w:w="108" w:type="dxa"/>
-            <w:bottom w:w="0" w:type="dxa"/>
-            <w:right w:w="108" w:type="dxa"/>
-          </w:tblCellMar>
-        </w:tblPrEx>
-        <w:trPr>
-          <w:jc w:val="center"/>
-        </w:trPr>
-        <w:tc>
-          <w:tcPr>
-            <w:tcW w:w="9870" w:type="dxa"/>
-            <w:gridSpan w:val="6"/>
-            <w:vAlign w:val="center"/>
-          </w:tcPr>
-          <w:p>
-            <w:pPr>
-              <w:keepNext/>
-              <w:spacing w:before="26"/>
-              <w:jc w:val="center"/>
-              <w:rPr>
-                <w:rFonts w:hint="eastAsia" w:ascii="微软雅黑" w:hAnsi="微软雅黑" w:eastAsia="微软雅黑" w:cs="微软雅黑"/>
-                <w:bCs/>
-                <w:sz w:val="18"/>
-                <w:szCs w:val="18"/>
-                <w:lang w:eastAsia="zh-CN"/>
-              </w:rPr>
-            </w:pPr>
-            <w:r>
-              <w:rPr>
-                <w:rFonts w:hint="eastAsia" w:ascii="微软雅黑" w:hAnsi="微软雅黑" w:eastAsia="微软雅黑" w:cs="微软雅黑"/>
-                <w:b/>
-                <w:sz w:val="18"/>
-                <w:szCs w:val="18"/>
-                <w:lang w:eastAsia="zh-CN"/>
-              </w:rPr>
-              <w:t>{%tr for cti in tdd.clinicalTrialInformationStr %}</w:t>
-            </w:r>
-          </w:p>
-        </w:tc>
-      </w:tr>
-      <w:tr>
-        <w:tblPrEx>
-          <w:tblBorders>
-            <w:top w:val="single" w:color="0B8770" w:sz="12" w:space="0"/>
-            <w:left w:val="none" w:color="auto" w:sz="0" w:space="0"/>
-            <w:bottom w:val="dotted" w:color="0B8770" w:sz="4" w:space="0"/>
-            <w:right w:val="none" w:color="auto" w:sz="0" w:space="0"/>
-            <w:insideH w:val="dotted" w:color="0B8770" w:sz="4" w:space="0"/>
-            <w:insideV w:val="dotted" w:color="0B8770" w:sz="4" w:space="0"/>
-          </w:tblBorders>
-          <w:tblCellMar>
-            <w:top w:w="0" w:type="dxa"/>
-            <w:left w:w="108" w:type="dxa"/>
-            <w:bottom w:w="0" w:type="dxa"/>
-            <w:right w:w="108" w:type="dxa"/>
-          </w:tblCellMar>
-        </w:tblPrEx>
-        <w:trPr>
-          <w:jc w:val="center"/>
-        </w:trPr>
-        <w:tc>
-          <w:tcPr>
-            <w:tcW w:w="1645" w:type="dxa"/>
-            <w:vAlign w:val="center"/>
-          </w:tcPr>
-          <w:p>
-            <w:pPr>
-              <w:keepNext/>
-              <w:spacing w:before="26"/>
-              <w:jc w:val="center"/>
-              <w:rPr>
-                <w:rFonts w:hint="eastAsia" w:ascii="微软雅黑" w:hAnsi="微软雅黑" w:eastAsia="微软雅黑" w:cs="微软雅黑"/>
-                <w:bCs/>
-                <w:sz w:val="18"/>
-                <w:szCs w:val="18"/>
-                <w:lang w:eastAsia="zh-CN"/>
-              </w:rPr>
-            </w:pPr>
-            <w:r>
-              <w:rPr>
-                <w:rFonts w:hint="eastAsia" w:ascii="微软雅黑" w:hAnsi="微软雅黑" w:eastAsia="微软雅黑" w:cs="微软雅黑"/>
-                <w:bCs/>
-                <w:sz w:val="18"/>
-                <w:szCs w:val="18"/>
-                <w:lang w:eastAsia="zh-CN"/>
-              </w:rPr>
-              <w:t>{{ cti.clinical_trial_id }}</w:t>
-            </w:r>
-          </w:p>
-        </w:tc>
-        <w:tc>
-          <w:tcPr>
-            <w:tcW w:w="3884" w:type="dxa"/>
-            <w:vAlign w:val="center"/>
-          </w:tcPr>
-          <w:p>
-            <w:pPr>
-              <w:keepNext/>
-              <w:jc w:val="center"/>
-              <w:rPr>
-                <w:rFonts w:hint="eastAsia" w:ascii="微软雅黑" w:hAnsi="微软雅黑" w:eastAsia="微软雅黑" w:cs="微软雅黑"/>
-                <w:bCs/>
-                <w:sz w:val="18"/>
-                <w:szCs w:val="18"/>
-                <w:lang w:eastAsia="zh-CN"/>
-              </w:rPr>
-            </w:pPr>
-            <w:r>
-              <w:rPr>
-                <w:rFonts w:hint="eastAsia" w:ascii="微软雅黑" w:hAnsi="微软雅黑" w:eastAsia="微软雅黑" w:cs="微软雅黑"/>
-                <w:bCs/>
-                <w:sz w:val="18"/>
-                <w:szCs w:val="18"/>
-                <w:lang w:eastAsia="zh-CN"/>
-              </w:rPr>
-              <w:t>{{ cti.title_chinese }}</w:t>
-            </w:r>
-          </w:p>
-        </w:tc>
-        <w:tc>
-          <w:tcPr>
-            <w:tcW w:w="1246" w:type="dxa"/>
-            <w:vAlign w:val="center"/>
-          </w:tcPr>
-          <w:p>
-            <w:pPr>
-              <w:keepNext/>
-              <w:spacing w:before="26"/>
-              <w:jc w:val="center"/>
-              <w:rPr>
-                <w:rFonts w:hint="eastAsia" w:ascii="微软雅黑" w:hAnsi="微软雅黑" w:eastAsia="微软雅黑" w:cs="微软雅黑"/>
-                <w:bCs/>
-                <w:sz w:val="18"/>
-                <w:szCs w:val="18"/>
-                <w:lang w:eastAsia="zh-CN"/>
-              </w:rPr>
-            </w:pPr>
-            <w:r>
-              <w:rPr>
-                <w:rFonts w:hint="eastAsia" w:ascii="微软雅黑" w:hAnsi="微软雅黑" w:eastAsia="微软雅黑" w:cs="微软雅黑"/>
-                <w:bCs/>
-                <w:sz w:val="18"/>
-                <w:szCs w:val="18"/>
-                <w:lang w:eastAsia="zh-CN"/>
-              </w:rPr>
-              <w:t>{{ cti.condition_chinese }}</w:t>
-            </w:r>
-          </w:p>
-        </w:tc>
-        <w:tc>
-          <w:tcPr>
-            <w:tcW w:w="1035" w:type="dxa"/>
-            <w:vAlign w:val="center"/>
-          </w:tcPr>
-          <w:p>
-            <w:pPr>
-              <w:keepNext/>
-              <w:spacing w:before="26"/>
-              <w:jc w:val="center"/>
-              <w:rPr>
-                <w:rFonts w:hint="eastAsia" w:ascii="微软雅黑" w:hAnsi="微软雅黑" w:eastAsia="微软雅黑" w:cs="微软雅黑"/>
-                <w:bCs/>
-                <w:sz w:val="18"/>
-                <w:szCs w:val="18"/>
-                <w:lang w:eastAsia="zh-CN"/>
-              </w:rPr>
-            </w:pPr>
-            <w:r>
-              <w:rPr>
-                <w:rFonts w:hint="eastAsia" w:ascii="微软雅黑" w:hAnsi="微软雅黑" w:eastAsia="微软雅黑" w:cs="微软雅黑"/>
-                <w:bCs/>
-                <w:sz w:val="18"/>
-                <w:szCs w:val="18"/>
-                <w:lang w:eastAsia="zh-CN"/>
-              </w:rPr>
-              <w:t>{{ cti.phase }}</w:t>
-            </w:r>
-          </w:p>
-        </w:tc>
-        <w:tc>
-          <w:tcPr>
-            <w:tcW w:w="1204" w:type="dxa"/>
-            <w:vAlign w:val="center"/>
-          </w:tcPr>
-          <w:p>
-            <w:pPr>
-              <w:spacing w:before="1" w:line="249" w:lineRule="auto"/>
-              <w:ind w:right="131"/>
-              <w:jc w:val="center"/>
-              <w:rPr>
-                <w:rFonts w:hint="eastAsia" w:ascii="微软雅黑" w:hAnsi="微软雅黑" w:eastAsia="微软雅黑" w:cs="微软雅黑"/>
-                <w:sz w:val="18"/>
-                <w:szCs w:val="18"/>
-                <w:lang w:eastAsia="zh-CN"/>
-              </w:rPr>
-            </w:pPr>
-            <w:r>
-              <w:rPr>
-                <w:rFonts w:hint="eastAsia" w:ascii="微软雅黑" w:hAnsi="微软雅黑" w:eastAsia="微软雅黑" w:cs="微软雅黑"/>
-                <w:sz w:val="18"/>
-                <w:szCs w:val="18"/>
-                <w:lang w:eastAsia="zh-CN"/>
-              </w:rPr>
-              <w:t xml:space="preserve">{% for d in </w:t>
-            </w:r>
-            <w:r>
-              <w:rPr>
-                <w:rFonts w:hint="eastAsia" w:ascii="微软雅黑" w:hAnsi="微软雅黑" w:eastAsia="微软雅黑" w:cs="微软雅黑"/>
-                <w:bCs/>
-                <w:sz w:val="18"/>
-                <w:szCs w:val="18"/>
-                <w:lang w:eastAsia="zh-CN"/>
-              </w:rPr>
-              <w:t>cti.drug_name_chinese</w:t>
-            </w:r>
-            <w:r>
-              <w:rPr>
-                <w:rFonts w:hint="eastAsia" w:ascii="微软雅黑" w:hAnsi="微软雅黑" w:eastAsia="微软雅黑" w:cs="微软雅黑"/>
-                <w:sz w:val="18"/>
-                <w:szCs w:val="18"/>
-                <w:lang w:eastAsia="zh-CN"/>
-              </w:rPr>
-              <w:t xml:space="preserve"> %}{%if loop.last%}{{ d.name }}{%else%}{{ d.name }}</w:t>
-            </w:r>
-          </w:p>
-          <w:p>
-            <w:pPr>
-              <w:keepNext/>
-              <w:jc w:val="center"/>
-              <w:rPr>
-                <w:rFonts w:hint="eastAsia" w:ascii="微软雅黑" w:hAnsi="微软雅黑" w:eastAsia="微软雅黑" w:cs="微软雅黑"/>
-                <w:bCs/>
-                <w:sz w:val="18"/>
-                <w:szCs w:val="18"/>
-                <w:lang w:eastAsia="zh-CN"/>
-              </w:rPr>
-            </w:pPr>
-            <w:r>
-              <w:rPr>
-                <w:rFonts w:hint="eastAsia" w:ascii="微软雅黑" w:hAnsi="微软雅黑" w:eastAsia="微软雅黑" w:cs="微软雅黑"/>
-                <w:sz w:val="18"/>
-                <w:szCs w:val="18"/>
-                <w:lang w:eastAsia="zh-CN"/>
-              </w:rPr>
-              <w:t>{%endif%}{% endfor %}</w:t>
-            </w:r>
-          </w:p>
-        </w:tc>
-        <w:tc>
-          <w:tcPr>
-            <w:tcW w:w="856" w:type="dxa"/>
-            <w:vAlign w:val="center"/>
-          </w:tcPr>
-          <w:p>
-            <w:pPr>
-              <w:keepNext/>
-              <w:spacing w:before="26"/>
-              <w:jc w:val="center"/>
-              <w:rPr>
-                <w:rFonts w:hint="eastAsia" w:ascii="微软雅黑" w:hAnsi="微软雅黑" w:eastAsia="微软雅黑" w:cs="微软雅黑"/>
-                <w:bCs/>
-                <w:sz w:val="18"/>
-                <w:szCs w:val="18"/>
-                <w:lang w:eastAsia="zh-CN"/>
-              </w:rPr>
-            </w:pPr>
-            <w:r>
-              <w:rPr>
-                <w:rFonts w:hint="eastAsia" w:ascii="微软雅黑" w:hAnsi="微软雅黑" w:eastAsia="微软雅黑" w:cs="微软雅黑"/>
-                <w:bCs/>
-                <w:sz w:val="18"/>
-                <w:szCs w:val="18"/>
-                <w:lang w:eastAsia="zh-CN"/>
-              </w:rPr>
-              <w:t>{{ cti.location_chinese }}</w:t>
-            </w:r>
-          </w:p>
-        </w:tc>
-      </w:tr>
-      <w:tr>
-        <w:tblPrEx>
-          <w:tblBorders>
-            <w:top w:val="single" w:color="0B8770" w:sz="12" w:space="0"/>
-            <w:left w:val="none" w:color="auto" w:sz="0" w:space="0"/>
-            <w:bottom w:val="dotted" w:color="0B8770" w:sz="4" w:space="0"/>
-            <w:right w:val="none" w:color="auto" w:sz="0" w:space="0"/>
-            <w:insideH w:val="dotted" w:color="0B8770" w:sz="4" w:space="0"/>
-            <w:insideV w:val="dotted" w:color="0B8770" w:sz="4" w:space="0"/>
-          </w:tblBorders>
-          <w:tblCellMar>
-            <w:top w:w="0" w:type="dxa"/>
-            <w:left w:w="108" w:type="dxa"/>
-            <w:bottom w:w="0" w:type="dxa"/>
-            <w:right w:w="108" w:type="dxa"/>
-          </w:tblCellMar>
-        </w:tblPrEx>
-        <w:trPr>
-          <w:jc w:val="center"/>
-        </w:trPr>
-        <w:tc>
-          <w:tcPr>
-            <w:tcW w:w="9870" w:type="dxa"/>
-            <w:gridSpan w:val="6"/>
-            <w:vAlign w:val="center"/>
-          </w:tcPr>
-          <w:p>
-            <w:pPr>
-              <w:keepNext/>
-              <w:spacing w:before="26"/>
-              <w:jc w:val="center"/>
-              <w:rPr>
-                <w:rFonts w:hint="eastAsia" w:ascii="微软雅黑" w:hAnsi="微软雅黑" w:eastAsia="微软雅黑" w:cs="微软雅黑"/>
-                <w:bCs/>
-                <w:sz w:val="18"/>
-                <w:szCs w:val="18"/>
-                <w:lang w:eastAsia="zh-CN"/>
-              </w:rPr>
-            </w:pPr>
-            <w:r>
-              <w:rPr>
-                <w:rFonts w:hint="eastAsia" w:ascii="微软雅黑" w:hAnsi="微软雅黑" w:eastAsia="微软雅黑" w:cs="微软雅黑"/>
-                <w:bCs/>
-                <w:sz w:val="18"/>
-                <w:szCs w:val="18"/>
-                <w:lang w:eastAsia="zh-CN"/>
-              </w:rPr>
-              <w:t>{%tr endfor %}</w:t>
-            </w:r>
-          </w:p>
-        </w:tc>
-      </w:tr>
-    </w:tbl>
-    <w:p>
-      <w:pPr>
         <w:keepLines w:val="0"/>
         <w:pageBreakBefore w:val="0"/>
         <w:kinsoku/>
@@ -12293,7 +10413,7 @@
           <w:szCs w:val="24"/>
           <w:lang w:eastAsia="zh-CN"/>
         </w:rPr>
-        <w:t>{% endif %}{% endfor %}</w:t>
+        <w:t>{% endfor %}</w:t>
       </w:r>
       <w:r>
         <w:rPr>
@@ -12332,7 +10452,6 @@
           </w14:textFill>
         </w:rPr>
       </w:pPr>
-      <w:bookmarkStart w:id="61" w:name="_GoBack"/>
       <w:r>
         <w:rPr>
           <w:rFonts w:hint="eastAsia" w:ascii="微软雅黑" w:hAnsi="微软雅黑" w:eastAsia="微软雅黑" w:cs="微软雅黑"/>
@@ -12406,7 +10525,6 @@
         </w:rPr>
         <w:br w:type="page"/>
       </w:r>
-      <w:bookmarkEnd w:id="61"/>
       <w:r>
         <w:rPr>
           <w:rFonts w:hint="eastAsia" w:ascii="微软雅黑" w:hAnsi="微软雅黑" w:eastAsia="微软雅黑" w:cs="微软雅黑"/>
@@ -15167,6 +13285,12 @@
             <w:insideH w:val="single" w:color="auto" w:sz="4" w:space="0"/>
             <w:insideV w:val="single" w:color="auto" w:sz="4" w:space="0"/>
           </w:tblBorders>
+          <w:tblCellMar>
+            <w:top w:w="0" w:type="dxa"/>
+            <w:left w:w="108" w:type="dxa"/>
+            <w:bottom w:w="0" w:type="dxa"/>
+            <w:right w:w="108" w:type="dxa"/>
+          </w:tblCellMar>
         </w:tblPrEx>
         <w:trPr>
           <w:trHeight w:val="590" w:hRule="atLeast"/>
@@ -39973,17 +38097,17 @@
           <w:lang w:val="en-US" w:eastAsia="zh-CN"/>
         </w:rPr>
       </w:pPr>
-      <w:bookmarkStart w:id="29" w:name="_Toc13196_WPSOffice_Level1"/>
+      <w:bookmarkStart w:id="29" w:name="_Toc1707_WPSOffice_Level1"/>
       <w:bookmarkStart w:id="30" w:name="_Toc13342"/>
       <w:bookmarkStart w:id="31" w:name="_Toc7541"/>
-      <w:bookmarkStart w:id="32" w:name="_Toc1707_WPSOffice_Level1"/>
-      <w:bookmarkStart w:id="33" w:name="_Toc16594"/>
-      <w:bookmarkStart w:id="34" w:name="_Toc352"/>
-      <w:bookmarkStart w:id="35" w:name="_Toc21764_WPSOffice_Level1"/>
-      <w:bookmarkStart w:id="36" w:name="_Toc29197"/>
-      <w:bookmarkStart w:id="37" w:name="_Toc27302"/>
-      <w:bookmarkStart w:id="38" w:name="_Toc28240"/>
-      <w:bookmarkStart w:id="39" w:name="_Toc12505"/>
+      <w:bookmarkStart w:id="32" w:name="_Toc21764_WPSOffice_Level1"/>
+      <w:bookmarkStart w:id="33" w:name="_Toc352"/>
+      <w:bookmarkStart w:id="34" w:name="_Toc16594"/>
+      <w:bookmarkStart w:id="35" w:name="_Toc28240"/>
+      <w:bookmarkStart w:id="36" w:name="_Toc13196_WPSOffice_Level1"/>
+      <w:bookmarkStart w:id="37" w:name="_Toc12505"/>
+      <w:bookmarkStart w:id="38" w:name="_Toc29197"/>
+      <w:bookmarkStart w:id="39" w:name="_Toc27302"/>
       <w:bookmarkStart w:id="40" w:name="_Toc15840_WPSOffice_Level1"/>
       <w:bookmarkStart w:id="41" w:name="_Toc14255_WPSOffice_Level1"/>
       <w:r>
@@ -40035,8 +38159,8 @@
           <w:lang w:val="en-US" w:eastAsia="zh-CN"/>
         </w:rPr>
       </w:pPr>
-      <w:bookmarkStart w:id="42" w:name="_Toc23108"/>
-      <w:bookmarkStart w:id="43" w:name="_Toc18015"/>
+      <w:bookmarkStart w:id="42" w:name="_Toc18015"/>
+      <w:bookmarkStart w:id="43" w:name="_Toc23108"/>
       <w:r>
         <w:rPr>
           <w:rFonts w:hint="eastAsia" w:ascii="微软雅黑" w:hAnsi="微软雅黑" w:eastAsia="微软雅黑" w:cs="微软雅黑"/>
@@ -44611,8 +42735,8 @@
           <w:lang w:val="en-US" w:eastAsia="zh-CN"/>
         </w:rPr>
       </w:pPr>
-      <w:bookmarkStart w:id="47" w:name="_Toc31064"/>
-      <w:bookmarkStart w:id="48" w:name="_Toc16749"/>
+      <w:bookmarkStart w:id="47" w:name="_Toc16749"/>
+      <w:bookmarkStart w:id="48" w:name="_Toc31064"/>
       <w:r>
         <w:rPr>
           <w:rFonts w:hint="eastAsia" w:ascii="微软雅黑" w:hAnsi="微软雅黑" w:eastAsia="微软雅黑" w:cs="微软雅黑"/>
@@ -44847,8 +42971,8 @@
           <w:lang w:val="en-US" w:eastAsia="zh-CN"/>
         </w:rPr>
       </w:pPr>
-      <w:bookmarkStart w:id="51" w:name="_Toc3486"/>
-      <w:bookmarkStart w:id="52" w:name="_Toc31394"/>
+      <w:bookmarkStart w:id="51" w:name="_Toc31394"/>
+      <w:bookmarkStart w:id="52" w:name="_Toc3486"/>
       <w:r>
         <w:rPr>
           <w:rFonts w:hint="eastAsia" w:ascii="微软雅黑" w:hAnsi="微软雅黑" w:eastAsia="微软雅黑" w:cs="微软雅黑"/>
@@ -44942,11 +43066,11 @@
         </w:rPr>
       </w:pPr>
       <w:bookmarkStart w:id="53" w:name="_Toc28716"/>
-      <w:bookmarkStart w:id="54" w:name="_Toc22623"/>
-      <w:bookmarkStart w:id="55" w:name="_Toc13275"/>
-      <w:bookmarkStart w:id="56" w:name="_Toc19584_WPSOffice_Level1"/>
-      <w:bookmarkStart w:id="57" w:name="_Toc14611_WPSOffice_Level1"/>
-      <w:bookmarkStart w:id="58" w:name="_Toc22162_WPSOffice_Level1"/>
+      <w:bookmarkStart w:id="54" w:name="_Toc13275"/>
+      <w:bookmarkStart w:id="55" w:name="_Toc19584_WPSOffice_Level1"/>
+      <w:bookmarkStart w:id="56" w:name="_Toc22162_WPSOffice_Level1"/>
+      <w:bookmarkStart w:id="57" w:name="_Toc22623"/>
+      <w:bookmarkStart w:id="58" w:name="_Toc14611_WPSOffice_Level1"/>
       <w:bookmarkStart w:id="59" w:name="_Toc17792_WPSOffice_Level2"/>
     </w:p>
     <w:p>
@@ -47985,7 +46109,6 @@
     <customSectPr/>
     <customSectPr/>
     <customSectPr/>
-    <customSectPr/>
   </customSectProps>
   <customShpExts>
     <customShpInfo spid="_x0000_s1026" textRotate="1"/>

--- a/WebContent/docx/湖南肿瘤lynch报告.docx
+++ b/WebContent/docx/湖南肿瘤lynch报告.docx
@@ -2038,8 +2038,6 @@
         </w:rPr>
         <w:t>5.1 林奇综合征和相关基因说明</w:t>
       </w:r>
-      <w:bookmarkStart w:id="61" w:name="_GoBack"/>
-      <w:bookmarkEnd w:id="61"/>
       <w:r>
         <w:rPr>
           <w:rFonts w:hint="eastAsia" w:ascii="微软雅黑" w:hAnsi="微软雅黑" w:eastAsia="微软雅黑" w:cs="微软雅黑"/>
@@ -5286,9 +5284,9 @@
         </w:rPr>
       </w:pPr>
       <w:bookmarkStart w:id="7" w:name="_Toc21848"/>
-      <w:bookmarkStart w:id="8" w:name="_Toc14062"/>
-      <w:bookmarkStart w:id="9" w:name="_Toc12381"/>
-      <w:bookmarkStart w:id="10" w:name="_Toc19184"/>
+      <w:bookmarkStart w:id="8" w:name="_Toc19184"/>
+      <w:bookmarkStart w:id="9" w:name="_Toc14062"/>
+      <w:bookmarkStart w:id="10" w:name="_Toc12381"/>
       <w:r>
         <w:rPr>
           <w:rFonts w:hint="eastAsia" w:ascii="微软雅黑" w:hAnsi="微软雅黑" w:eastAsia="微软雅黑" w:cs="微软雅黑"/>
@@ -5341,11 +5339,13 @@
           <w:lang w:val="en-US" w:eastAsia="zh-CN"/>
         </w:rPr>
       </w:pPr>
+      <w:bookmarkStart w:id="61" w:name="_GoBack"/>
+      <w:bookmarkEnd w:id="61"/>
       <w:bookmarkStart w:id="11" w:name="_Toc19898_WPSOffice_Level2"/>
-      <w:bookmarkStart w:id="12" w:name="_Toc24038"/>
-      <w:bookmarkStart w:id="13" w:name="_Hlk516758315"/>
-      <w:bookmarkStart w:id="14" w:name="_Toc10743"/>
-      <w:bookmarkStart w:id="15" w:name="_Toc13489_WPSOffice_Level2"/>
+      <w:bookmarkStart w:id="12" w:name="_Hlk516758315"/>
+      <w:bookmarkStart w:id="13" w:name="_Toc13489_WPSOffice_Level2"/>
+      <w:bookmarkStart w:id="14" w:name="_Toc24038"/>
+      <w:bookmarkStart w:id="15" w:name="_Toc10743"/>
       <w:bookmarkStart w:id="16" w:name="_Toc14587"/>
       <w:r>
         <w:rPr>
@@ -6692,12 +6692,13 @@
               <w:pStyle w:val="20"/>
               <w:jc w:val="center"/>
               <w:rPr>
-                <w:rFonts w:ascii="Times New Roman" w:hAnsi="Times New Roman" w:eastAsia="微软雅黑" w:cs="Times New Roman"/>
+                <w:rFonts w:hint="eastAsia" w:ascii="Times New Roman" w:hAnsi="Times New Roman" w:eastAsia="微软雅黑" w:cs="Times New Roman"/>
                 <w:b/>
                 <w:bCs w:val="0"/>
                 <w:color w:val="FFFFFF" w:themeColor="background1"/>
                 <w:sz w:val="18"/>
                 <w:szCs w:val="18"/>
+                <w:lang w:eastAsia="zh-CN"/>
                 <w14:textFill>
                   <w14:solidFill>
                     <w14:schemeClr w14:val="bg1"/>
@@ -6707,19 +6708,20 @@
             </w:pPr>
             <w:r>
               <w:rPr>
-                <w:rFonts w:ascii="Times New Roman" w:hAnsi="Times New Roman" w:eastAsia="微软雅黑" w:cs="Times New Roman"/>
+                <w:rFonts w:hint="eastAsia" w:ascii="Times New Roman" w:hAnsi="Times New Roman" w:eastAsia="微软雅黑" w:cs="Times New Roman"/>
                 <w:b/>
                 <w:bCs w:val="0"/>
                 <w:color w:val="FFFFFF" w:themeColor="background1"/>
                 <w:sz w:val="18"/>
                 <w:szCs w:val="18"/>
+                <w:lang w:eastAsia="zh-CN"/>
                 <w14:textFill>
                   <w14:solidFill>
                     <w14:schemeClr w14:val="bg1"/>
                   </w14:solidFill>
                 </w14:textFill>
               </w:rPr>
-              <w:t>突变基因</w:t>
+              <w:t>检测基因</w:t>
             </w:r>
           </w:p>
         </w:tc>
@@ -8863,8 +8865,8 @@
       <w:bookmarkStart w:id="19" w:name="_Toc28584"/>
       <w:bookmarkStart w:id="20" w:name="_Toc29187"/>
       <w:bookmarkStart w:id="21" w:name="_Toc15136"/>
-      <w:bookmarkStart w:id="22" w:name="_Toc6931_WPSOffice_Level3"/>
-      <w:bookmarkStart w:id="23" w:name="_Toc15289_WPSOffice_Level3"/>
+      <w:bookmarkStart w:id="22" w:name="_Toc15289_WPSOffice_Level3"/>
+      <w:bookmarkStart w:id="23" w:name="_Toc6931_WPSOffice_Level3"/>
       <w:r>
         <w:rPr>
           <w:rFonts w:hint="eastAsia" w:ascii="微软雅黑" w:hAnsi="微软雅黑" w:eastAsia="微软雅黑" w:cs="微软雅黑"/>
@@ -8906,9 +8908,9 @@
           <w:lang w:val="en-US" w:eastAsia="zh-CN"/>
         </w:rPr>
       </w:pPr>
-      <w:bookmarkStart w:id="24" w:name="_Toc9409"/>
+      <w:bookmarkStart w:id="24" w:name="_Toc19761"/>
       <w:bookmarkStart w:id="25" w:name="_Toc18812"/>
-      <w:bookmarkStart w:id="26" w:name="_Toc19761"/>
+      <w:bookmarkStart w:id="26" w:name="_Toc9409"/>
       <w:bookmarkStart w:id="27" w:name="_Toc18480"/>
       <w:r>
         <w:rPr>
@@ -22731,12 +22733,6 @@
             <w:insideH w:val="single" w:color="auto" w:sz="4" w:space="0"/>
             <w:insideV w:val="single" w:color="auto" w:sz="4" w:space="0"/>
           </w:tblBorders>
-          <w:tblCellMar>
-            <w:top w:w="0" w:type="dxa"/>
-            <w:left w:w="108" w:type="dxa"/>
-            <w:bottom w:w="0" w:type="dxa"/>
-            <w:right w:w="108" w:type="dxa"/>
-          </w:tblCellMar>
         </w:tblPrEx>
         <w:trPr>
           <w:trHeight w:val="590" w:hRule="atLeast"/>
@@ -38097,19 +38093,19 @@
           <w:lang w:val="en-US" w:eastAsia="zh-CN"/>
         </w:rPr>
       </w:pPr>
-      <w:bookmarkStart w:id="29" w:name="_Toc1707_WPSOffice_Level1"/>
-      <w:bookmarkStart w:id="30" w:name="_Toc13342"/>
-      <w:bookmarkStart w:id="31" w:name="_Toc7541"/>
-      <w:bookmarkStart w:id="32" w:name="_Toc21764_WPSOffice_Level1"/>
-      <w:bookmarkStart w:id="33" w:name="_Toc352"/>
-      <w:bookmarkStart w:id="34" w:name="_Toc16594"/>
-      <w:bookmarkStart w:id="35" w:name="_Toc28240"/>
+      <w:bookmarkStart w:id="29" w:name="_Toc21764_WPSOffice_Level1"/>
+      <w:bookmarkStart w:id="30" w:name="_Toc28240"/>
+      <w:bookmarkStart w:id="31" w:name="_Toc29197"/>
+      <w:bookmarkStart w:id="32" w:name="_Toc1707_WPSOffice_Level1"/>
+      <w:bookmarkStart w:id="33" w:name="_Toc16594"/>
+      <w:bookmarkStart w:id="34" w:name="_Toc12505"/>
+      <w:bookmarkStart w:id="35" w:name="_Toc13342"/>
       <w:bookmarkStart w:id="36" w:name="_Toc13196_WPSOffice_Level1"/>
-      <w:bookmarkStart w:id="37" w:name="_Toc12505"/>
-      <w:bookmarkStart w:id="38" w:name="_Toc29197"/>
-      <w:bookmarkStart w:id="39" w:name="_Toc27302"/>
-      <w:bookmarkStart w:id="40" w:name="_Toc15840_WPSOffice_Level1"/>
-      <w:bookmarkStart w:id="41" w:name="_Toc14255_WPSOffice_Level1"/>
+      <w:bookmarkStart w:id="37" w:name="_Toc7541"/>
+      <w:bookmarkStart w:id="38" w:name="_Toc27302"/>
+      <w:bookmarkStart w:id="39" w:name="_Toc352"/>
+      <w:bookmarkStart w:id="40" w:name="_Toc14255_WPSOffice_Level1"/>
+      <w:bookmarkStart w:id="41" w:name="_Toc15840_WPSOffice_Level1"/>
       <w:r>
         <w:rPr>
           <w:rFonts w:hint="eastAsia" w:ascii="微软雅黑" w:hAnsi="微软雅黑" w:eastAsia="微软雅黑" w:cs="微软雅黑"/>
@@ -42735,8 +42731,8 @@
           <w:lang w:val="en-US" w:eastAsia="zh-CN"/>
         </w:rPr>
       </w:pPr>
-      <w:bookmarkStart w:id="47" w:name="_Toc16749"/>
-      <w:bookmarkStart w:id="48" w:name="_Toc31064"/>
+      <w:bookmarkStart w:id="47" w:name="_Toc31064"/>
+      <w:bookmarkStart w:id="48" w:name="_Toc16749"/>
       <w:r>
         <w:rPr>
           <w:rFonts w:hint="eastAsia" w:ascii="微软雅黑" w:hAnsi="微软雅黑" w:eastAsia="微软雅黑" w:cs="微软雅黑"/>
@@ -43067,11 +43063,11 @@
       </w:pPr>
       <w:bookmarkStart w:id="53" w:name="_Toc28716"/>
       <w:bookmarkStart w:id="54" w:name="_Toc13275"/>
-      <w:bookmarkStart w:id="55" w:name="_Toc19584_WPSOffice_Level1"/>
-      <w:bookmarkStart w:id="56" w:name="_Toc22162_WPSOffice_Level1"/>
-      <w:bookmarkStart w:id="57" w:name="_Toc22623"/>
-      <w:bookmarkStart w:id="58" w:name="_Toc14611_WPSOffice_Level1"/>
-      <w:bookmarkStart w:id="59" w:name="_Toc17792_WPSOffice_Level2"/>
+      <w:bookmarkStart w:id="55" w:name="_Toc22162_WPSOffice_Level1"/>
+      <w:bookmarkStart w:id="56" w:name="_Toc22623"/>
+      <w:bookmarkStart w:id="57" w:name="_Toc17792_WPSOffice_Level2"/>
+      <w:bookmarkStart w:id="58" w:name="_Toc19584_WPSOffice_Level1"/>
+      <w:bookmarkStart w:id="59" w:name="_Toc14611_WPSOffice_Level1"/>
     </w:p>
     <w:p>
       <w:pPr>
